--- a/tillsyn/A 63596-2021 tillsynsbegäran.docx
+++ b/tillsyn/A 63596-2021 tillsynsbegäran.docx
@@ -247,7 +247,7 @@
     <w:r>
       <w:tab/>
       <w:tab/>
-      <w:t>2026-02-28</w:t>
+      <w:t>2026-03-01</w:t>
       <w:br/>
       <w:br/>
     </w:r>

--- a/tillsyn/A 63596-2021 tillsynsbegäran.docx
+++ b/tillsyn/A 63596-2021 tillsynsbegäran.docx
@@ -247,7 +247,7 @@
     <w:r>
       <w:tab/>
       <w:tab/>
-      <w:t>2026-03-01</w:t>
+      <w:t>2026-03-02</w:t>
       <w:br/>
       <w:br/>
     </w:r>

--- a/tillsyn/A 63596-2021 tillsynsbegäran.docx
+++ b/tillsyn/A 63596-2021 tillsynsbegäran.docx
@@ -247,7 +247,7 @@
     <w:r>
       <w:tab/>
       <w:tab/>
-      <w:t>2026-03-02</w:t>
+      <w:t>2026-03-03</w:t>
       <w:br/>
       <w:br/>
     </w:r>

--- a/tillsyn/A 63596-2021 tillsynsbegäran.docx
+++ b/tillsyn/A 63596-2021 tillsynsbegäran.docx
@@ -247,7 +247,7 @@
     <w:r>
       <w:tab/>
       <w:tab/>
-      <w:t>2026-03-03</w:t>
+      <w:t>2026-03-04</w:t>
       <w:br/>
       <w:br/>
     </w:r>

--- a/tillsyn/A 63596-2021 tillsynsbegäran.docx
+++ b/tillsyn/A 63596-2021 tillsynsbegäran.docx
@@ -247,7 +247,7 @@
     <w:r>
       <w:tab/>
       <w:tab/>
-      <w:t>2026-03-04</w:t>
+      <w:t>2026-03-05</w:t>
       <w:br/>
       <w:br/>
     </w:r>

--- a/tillsyn/A 63596-2021 tillsynsbegäran.docx
+++ b/tillsyn/A 63596-2021 tillsynsbegäran.docx
@@ -247,7 +247,7 @@
     <w:r>
       <w:tab/>
       <w:tab/>
-      <w:t>2026-03-05</w:t>
+      <w:t>2026-03-06</w:t>
       <w:br/>
       <w:br/>
     </w:r>

--- a/tillsyn/A 63596-2021 tillsynsbegäran.docx
+++ b/tillsyn/A 63596-2021 tillsynsbegäran.docx
@@ -247,7 +247,7 @@
     <w:r>
       <w:tab/>
       <w:tab/>
-      <w:t>2026-03-06</w:t>
+      <w:t>2026-03-07</w:t>
       <w:br/>
       <w:br/>
     </w:r>

--- a/tillsyn/A 63596-2021 tillsynsbegäran.docx
+++ b/tillsyn/A 63596-2021 tillsynsbegäran.docx
@@ -247,7 +247,7 @@
     <w:r>
       <w:tab/>
       <w:tab/>
-      <w:t>2026-03-13</w:t>
+      <w:t>2026-03-16</w:t>
       <w:br/>
       <w:br/>
     </w:r>

--- a/tillsyn/A 63596-2021 tillsynsbegäran.docx
+++ b/tillsyn/A 63596-2021 tillsynsbegäran.docx
@@ -247,7 +247,7 @@
     <w:r>
       <w:tab/>
       <w:tab/>
-      <w:t>2026-03-16</w:t>
+      <w:t>2026-03-17</w:t>
       <w:br/>
       <w:br/>
     </w:r>

--- a/tillsyn/A 63596-2021 tillsynsbegäran.docx
+++ b/tillsyn/A 63596-2021 tillsynsbegäran.docx
@@ -247,7 +247,7 @@
     <w:r>
       <w:tab/>
       <w:tab/>
-      <w:t>2026-03-17</w:t>
+      <w:t>2026-03-18</w:t>
       <w:br/>
       <w:br/>
     </w:r>

--- a/tillsyn/A 63596-2021 tillsynsbegäran.docx
+++ b/tillsyn/A 63596-2021 tillsynsbegäran.docx
@@ -247,7 +247,7 @@
     <w:r>
       <w:tab/>
       <w:tab/>
-      <w:t>2026-03-18</w:t>
+      <w:t>2026-03-19</w:t>
       <w:br/>
       <w:br/>
     </w:r>

--- a/tillsyn/A 63596-2021 tillsynsbegäran.docx
+++ b/tillsyn/A 63596-2021 tillsynsbegäran.docx
@@ -247,7 +247,7 @@
     <w:r>
       <w:tab/>
       <w:tab/>
-      <w:t>2026-03-19</w:t>
+      <w:t>2026-03-20</w:t>
       <w:br/>
       <w:br/>
     </w:r>

--- a/tillsyn/A 63596-2021 tillsynsbegäran.docx
+++ b/tillsyn/A 63596-2021 tillsynsbegäran.docx
@@ -247,7 +247,7 @@
     <w:r>
       <w:tab/>
       <w:tab/>
-      <w:t>2026-03-20</w:t>
+      <w:t>2026-03-21</w:t>
       <w:br/>
       <w:br/>
     </w:r>

--- a/tillsyn/A 63596-2021 tillsynsbegäran.docx
+++ b/tillsyn/A 63596-2021 tillsynsbegäran.docx
@@ -247,7 +247,7 @@
     <w:r>
       <w:tab/>
       <w:tab/>
-      <w:t>2026-03-21</w:t>
+      <w:t>2026-03-22</w:t>
       <w:br/>
       <w:br/>
     </w:r>

--- a/tillsyn/A 63596-2021 tillsynsbegäran.docx
+++ b/tillsyn/A 63596-2021 tillsynsbegäran.docx
@@ -247,7 +247,7 @@
     <w:r>
       <w:tab/>
       <w:tab/>
-      <w:t>2026-03-22</w:t>
+      <w:t>2026-03-23</w:t>
       <w:br/>
       <w:br/>
     </w:r>

--- a/tillsyn/A 63596-2021 tillsynsbegäran.docx
+++ b/tillsyn/A 63596-2021 tillsynsbegäran.docx
@@ -247,7 +247,7 @@
     <w:r>
       <w:tab/>
       <w:tab/>
-      <w:t>2026-03-23</w:t>
+      <w:t>2026-03-24</w:t>
       <w:br/>
       <w:br/>
     </w:r>

--- a/tillsyn/A 63596-2021 tillsynsbegäran.docx
+++ b/tillsyn/A 63596-2021 tillsynsbegäran.docx
@@ -247,7 +247,7 @@
     <w:r>
       <w:tab/>
       <w:tab/>
-      <w:t>2026-03-24</w:t>
+      <w:t>2026-03-25</w:t>
       <w:br/>
       <w:br/>
     </w:r>

--- a/tillsyn/A 63596-2021 tillsynsbegäran.docx
+++ b/tillsyn/A 63596-2021 tillsynsbegäran.docx
@@ -247,7 +247,7 @@
     <w:r>
       <w:tab/>
       <w:tab/>
-      <w:t>2026-03-25</w:t>
+      <w:t>2026-03-26</w:t>
       <w:br/>
       <w:br/>
     </w:r>

--- a/tillsyn/A 63596-2021 tillsynsbegäran.docx
+++ b/tillsyn/A 63596-2021 tillsynsbegäran.docx
@@ -247,7 +247,7 @@
     <w:r>
       <w:tab/>
       <w:tab/>
-      <w:t>2026-03-26</w:t>
+      <w:t>2026-03-27</w:t>
       <w:br/>
       <w:br/>
     </w:r>

--- a/tillsyn/A 63596-2021 tillsynsbegäran.docx
+++ b/tillsyn/A 63596-2021 tillsynsbegäran.docx
@@ -247,7 +247,7 @@
     <w:r>
       <w:tab/>
       <w:tab/>
-      <w:t>2026-03-27</w:t>
+      <w:t>2026-03-28</w:t>
       <w:br/>
       <w:br/>
     </w:r>

--- a/tillsyn/A 63596-2021 tillsynsbegäran.docx
+++ b/tillsyn/A 63596-2021 tillsynsbegäran.docx
@@ -247,7 +247,7 @@
     <w:r>
       <w:tab/>
       <w:tab/>
-      <w:t>2026-03-28</w:t>
+      <w:t>2026-03-29</w:t>
       <w:br/>
       <w:br/>
     </w:r>

--- a/tillsyn/A 63596-2021 tillsynsbegäran.docx
+++ b/tillsyn/A 63596-2021 tillsynsbegäran.docx
@@ -247,7 +247,7 @@
     <w:r>
       <w:tab/>
       <w:tab/>
-      <w:t>2026-03-29</w:t>
+      <w:t>2026-03-30</w:t>
       <w:br/>
       <w:br/>
     </w:r>

--- a/tillsyn/A 63596-2021 tillsynsbegäran.docx
+++ b/tillsyn/A 63596-2021 tillsynsbegäran.docx
@@ -247,7 +247,7 @@
     <w:r>
       <w:tab/>
       <w:tab/>
-      <w:t>2026-03-30</w:t>
+      <w:t>2026-03-31</w:t>
       <w:br/>
       <w:br/>
     </w:r>

--- a/tillsyn/A 63596-2021 tillsynsbegäran.docx
+++ b/tillsyn/A 63596-2021 tillsynsbegäran.docx
@@ -247,7 +247,7 @@
     <w:r>
       <w:tab/>
       <w:tab/>
-      <w:t>2026-03-31</w:t>
+      <w:t>2026-04-01</w:t>
       <w:br/>
       <w:br/>
     </w:r>

--- a/tillsyn/A 63596-2021 tillsynsbegäran.docx
+++ b/tillsyn/A 63596-2021 tillsynsbegäran.docx
@@ -247,7 +247,7 @@
     <w:r>
       <w:tab/>
       <w:tab/>
-      <w:t>2026-04-01</w:t>
+      <w:t>2026-04-02</w:t>
       <w:br/>
       <w:br/>
     </w:r>

--- a/tillsyn/A 63596-2021 tillsynsbegäran.docx
+++ b/tillsyn/A 63596-2021 tillsynsbegäran.docx
@@ -247,7 +247,7 @@
     <w:r>
       <w:tab/>
       <w:tab/>
-      <w:t>2026-04-02</w:t>
+      <w:t>2026-04-03</w:t>
       <w:br/>
       <w:br/>
     </w:r>

--- a/tillsyn/A 63596-2021 tillsynsbegäran.docx
+++ b/tillsyn/A 63596-2021 tillsynsbegäran.docx
@@ -247,7 +247,7 @@
     <w:r>
       <w:tab/>
       <w:tab/>
-      <w:t>2026-04-03</w:t>
+      <w:t>2026-04-04</w:t>
       <w:br/>
       <w:br/>
     </w:r>

--- a/tillsyn/A 63596-2021 tillsynsbegäran.docx
+++ b/tillsyn/A 63596-2021 tillsynsbegäran.docx
@@ -247,7 +247,7 @@
     <w:r>
       <w:tab/>
       <w:tab/>
-      <w:t>2026-04-04</w:t>
+      <w:t>2026-04-05</w:t>
       <w:br/>
       <w:br/>
     </w:r>

--- a/tillsyn/A 63596-2021 tillsynsbegäran.docx
+++ b/tillsyn/A 63596-2021 tillsynsbegäran.docx
@@ -247,7 +247,7 @@
     <w:r>
       <w:tab/>
       <w:tab/>
-      <w:t>2026-04-05</w:t>
+      <w:t>2026-04-06</w:t>
       <w:br/>
       <w:br/>
     </w:r>

--- a/tillsyn/A 63596-2021 tillsynsbegäran.docx
+++ b/tillsyn/A 63596-2021 tillsynsbegäran.docx
@@ -247,7 +247,7 @@
     <w:r>
       <w:tab/>
       <w:tab/>
-      <w:t>2026-04-06</w:t>
+      <w:t>2026-04-07</w:t>
       <w:br/>
       <w:br/>
     </w:r>

--- a/tillsyn/A 63596-2021 tillsynsbegäran.docx
+++ b/tillsyn/A 63596-2021 tillsynsbegäran.docx
@@ -247,7 +247,7 @@
     <w:r>
       <w:tab/>
       <w:tab/>
-      <w:t>2026-04-07</w:t>
+      <w:t>2026-04-08</w:t>
       <w:br/>
       <w:br/>
     </w:r>

--- a/tillsyn/A 63596-2021 tillsynsbegäran.docx
+++ b/tillsyn/A 63596-2021 tillsynsbegäran.docx
@@ -247,7 +247,7 @@
     <w:r>
       <w:tab/>
       <w:tab/>
-      <w:t>2026-04-08</w:t>
+      <w:t>2026-04-09</w:t>
       <w:br/>
       <w:br/>
     </w:r>

--- a/tillsyn/A 63596-2021 tillsynsbegäran.docx
+++ b/tillsyn/A 63596-2021 tillsynsbegäran.docx
@@ -247,7 +247,7 @@
     <w:r>
       <w:tab/>
       <w:tab/>
-      <w:t>2026-04-09</w:t>
+      <w:t>2026-04-10</w:t>
       <w:br/>
       <w:br/>
     </w:r>

--- a/tillsyn/A 63596-2021 tillsynsbegäran.docx
+++ b/tillsyn/A 63596-2021 tillsynsbegäran.docx
@@ -247,7 +247,7 @@
     <w:r>
       <w:tab/>
       <w:tab/>
-      <w:t>2026-04-10</w:t>
+      <w:t>2026-04-11</w:t>
       <w:br/>
       <w:br/>
     </w:r>

--- a/tillsyn/A 63596-2021 tillsynsbegäran.docx
+++ b/tillsyn/A 63596-2021 tillsynsbegäran.docx
@@ -247,7 +247,7 @@
     <w:r>
       <w:tab/>
       <w:tab/>
-      <w:t>2026-04-11</w:t>
+      <w:t>2026-04-12</w:t>
       <w:br/>
       <w:br/>
     </w:r>

--- a/tillsyn/A 63596-2021 tillsynsbegäran.docx
+++ b/tillsyn/A 63596-2021 tillsynsbegäran.docx
@@ -247,7 +247,7 @@
     <w:r>
       <w:tab/>
       <w:tab/>
-      <w:t>2026-04-14</w:t>
+      <w:t>2026-04-15</w:t>
       <w:br/>
       <w:br/>
     </w:r>

--- a/tillsyn/A 63596-2021 tillsynsbegäran.docx
+++ b/tillsyn/A 63596-2021 tillsynsbegäran.docx
@@ -247,7 +247,7 @@
     <w:r>
       <w:tab/>
       <w:tab/>
-      <w:t>2026-04-15</w:t>
+      <w:t>2026-04-16</w:t>
       <w:br/>
       <w:br/>
     </w:r>

--- a/tillsyn/A 63596-2021 tillsynsbegäran.docx
+++ b/tillsyn/A 63596-2021 tillsynsbegäran.docx
@@ -247,7 +247,7 @@
     <w:r>
       <w:tab/>
       <w:tab/>
-      <w:t>2026-04-16</w:t>
+      <w:t>2026-04-17</w:t>
       <w:br/>
       <w:br/>
     </w:r>

--- a/tillsyn/A 63596-2021 tillsynsbegäran.docx
+++ b/tillsyn/A 63596-2021 tillsynsbegäran.docx
@@ -247,7 +247,7 @@
     <w:r>
       <w:tab/>
       <w:tab/>
-      <w:t>2026-04-17</w:t>
+      <w:t>2026-04-18</w:t>
       <w:br/>
       <w:br/>
     </w:r>

--- a/tillsyn/A 63596-2021 tillsynsbegäran.docx
+++ b/tillsyn/A 63596-2021 tillsynsbegäran.docx
@@ -247,7 +247,7 @@
     <w:r>
       <w:tab/>
       <w:tab/>
-      <w:t>2026-04-18</w:t>
+      <w:t>2026-04-19</w:t>
       <w:br/>
       <w:br/>
     </w:r>

--- a/tillsyn/A 63596-2021 tillsynsbegäran.docx
+++ b/tillsyn/A 63596-2021 tillsynsbegäran.docx
@@ -247,7 +247,7 @@
     <w:r>
       <w:tab/>
       <w:tab/>
-      <w:t>2026-05-16</w:t>
+      <w:t>2026-05-17</w:t>
       <w:br/>
       <w:br/>
     </w:r>

--- a/tillsyn/A 63596-2021 tillsynsbegäran.docx
+++ b/tillsyn/A 63596-2021 tillsynsbegäran.docx
@@ -247,7 +247,7 @@
     <w:r>
       <w:tab/>
       <w:tab/>
-      <w:t>2026-05-17</w:t>
+      <w:t>2026-05-18</w:t>
       <w:br/>
       <w:br/>
     </w:r>

--- a/tillsyn/A 63596-2021 tillsynsbegäran.docx
+++ b/tillsyn/A 63596-2021 tillsynsbegäran.docx
@@ -247,7 +247,7 @@
     <w:r>
       <w:tab/>
       <w:tab/>
-      <w:t>2026-05-18</w:t>
+      <w:t>2026-05-19</w:t>
       <w:br/>
       <w:br/>
     </w:r>

--- a/tillsyn/A 63596-2021 tillsynsbegäran.docx
+++ b/tillsyn/A 63596-2021 tillsynsbegäran.docx
@@ -247,7 +247,7 @@
     <w:r>
       <w:tab/>
       <w:tab/>
-      <w:t>2026-05-19</w:t>
+      <w:t>2026-05-20</w:t>
       <w:br/>
       <w:br/>
     </w:r>

--- a/tillsyn/A 63596-2021 tillsynsbegäran.docx
+++ b/tillsyn/A 63596-2021 tillsynsbegäran.docx
@@ -247,7 +247,7 @@
     <w:r>
       <w:tab/>
       <w:tab/>
-      <w:t>2026-05-20</w:t>
+      <w:t>2026-05-21</w:t>
       <w:br/>
       <w:br/>
     </w:r>

--- a/tillsyn/A 63596-2021 tillsynsbegäran.docx
+++ b/tillsyn/A 63596-2021 tillsynsbegäran.docx
@@ -247,7 +247,7 @@
     <w:r>
       <w:tab/>
       <w:tab/>
-      <w:t>2026-05-21</w:t>
+      <w:t>2026-05-22</w:t>
       <w:br/>
       <w:br/>
     </w:r>

--- a/tillsyn/A 63596-2021 tillsynsbegäran.docx
+++ b/tillsyn/A 63596-2021 tillsynsbegäran.docx
@@ -247,7 +247,7 @@
     <w:r>
       <w:tab/>
       <w:tab/>
-      <w:t>2026-05-22</w:t>
+      <w:t>2026-05-23</w:t>
       <w:br/>
       <w:br/>
     </w:r>

--- a/tillsyn/A 63596-2021 tillsynsbegäran.docx
+++ b/tillsyn/A 63596-2021 tillsynsbegäran.docx
@@ -247,7 +247,7 @@
     <w:r>
       <w:tab/>
       <w:tab/>
-      <w:t>2026-05-23</w:t>
+      <w:t>2026-05-24</w:t>
       <w:br/>
       <w:br/>
     </w:r>

--- a/tillsyn/A 63596-2021 tillsynsbegäran.docx
+++ b/tillsyn/A 63596-2021 tillsynsbegäran.docx
@@ -247,7 +247,7 @@
     <w:r>
       <w:tab/>
       <w:tab/>
-      <w:t>2026-05-24</w:t>
+      <w:t>2026-05-25</w:t>
       <w:br/>
       <w:br/>
     </w:r>

--- a/tillsyn/A 63596-2021 tillsynsbegäran.docx
+++ b/tillsyn/A 63596-2021 tillsynsbegäran.docx
@@ -247,7 +247,7 @@
     <w:r>
       <w:tab/>
       <w:tab/>
-      <w:t>2026-05-25</w:t>
+      <w:t>2026-05-26</w:t>
       <w:br/>
       <w:br/>
     </w:r>

--- a/tillsyn/A 63596-2021 tillsynsbegäran.docx
+++ b/tillsyn/A 63596-2021 tillsynsbegäran.docx
@@ -247,7 +247,7 @@
     <w:r>
       <w:tab/>
       <w:tab/>
-      <w:t>2026-05-26</w:t>
+      <w:t>2026-05-27</w:t>
       <w:br/>
       <w:br/>
     </w:r>

--- a/tillsyn/A 63596-2021 tillsynsbegäran.docx
+++ b/tillsyn/A 63596-2021 tillsynsbegäran.docx
@@ -247,7 +247,7 @@
     <w:r>
       <w:tab/>
       <w:tab/>
-      <w:t>2026-05-27</w:t>
+      <w:t>2026-05-28</w:t>
       <w:br/>
       <w:br/>
     </w:r>

--- a/tillsyn/A 63596-2021 tillsynsbegäran.docx
+++ b/tillsyn/A 63596-2021 tillsynsbegäran.docx
@@ -247,7 +247,7 @@
     <w:r>
       <w:tab/>
       <w:tab/>
-      <w:t>2026-05-28</w:t>
+      <w:t>2026-05-29</w:t>
       <w:br/>
       <w:br/>
     </w:r>

--- a/tillsyn/A 63596-2021 tillsynsbegäran.docx
+++ b/tillsyn/A 63596-2021 tillsynsbegäran.docx
@@ -247,7 +247,7 @@
     <w:r>
       <w:tab/>
       <w:tab/>
-      <w:t>2026-05-29</w:t>
+      <w:t>2026-05-30</w:t>
       <w:br/>
       <w:br/>
     </w:r>

--- a/tillsyn/A 63596-2021 tillsynsbegäran.docx
+++ b/tillsyn/A 63596-2021 tillsynsbegäran.docx
@@ -247,7 +247,7 @@
     <w:r>
       <w:tab/>
       <w:tab/>
-      <w:t>2026-05-30</w:t>
+      <w:t>2026-05-31</w:t>
       <w:br/>
       <w:br/>
     </w:r>

--- a/tillsyn/A 63596-2021 tillsynsbegäran.docx
+++ b/tillsyn/A 63596-2021 tillsynsbegäran.docx
@@ -247,7 +247,7 @@
     <w:r>
       <w:tab/>
       <w:tab/>
-      <w:t>2026-05-31</w:t>
+      <w:t>2026-06-01</w:t>
       <w:br/>
       <w:br/>
     </w:r>

--- a/tillsyn/A 63596-2021 tillsynsbegäran.docx
+++ b/tillsyn/A 63596-2021 tillsynsbegäran.docx
@@ -247,7 +247,7 @@
     <w:r>
       <w:tab/>
       <w:tab/>
-      <w:t>2026-06-01</w:t>
+      <w:t>2026-06-02</w:t>
       <w:br/>
       <w:br/>
     </w:r>

--- a/tillsyn/A 63596-2021 tillsynsbegäran.docx
+++ b/tillsyn/A 63596-2021 tillsynsbegäran.docx
@@ -247,7 +247,7 @@
     <w:r>
       <w:tab/>
       <w:tab/>
-      <w:t>2026-06-02</w:t>
+      <w:t>2026-06-03</w:t>
       <w:br/>
       <w:br/>
     </w:r>

--- a/tillsyn/A 63596-2021 tillsynsbegäran.docx
+++ b/tillsyn/A 63596-2021 tillsynsbegäran.docx
@@ -247,7 +247,7 @@
     <w:r>
       <w:tab/>
       <w:tab/>
-      <w:t>2026-06-03</w:t>
+      <w:t>2026-06-04</w:t>
       <w:br/>
       <w:br/>
     </w:r>

--- a/tillsyn/A 63596-2021 tillsynsbegäran.docx
+++ b/tillsyn/A 63596-2021 tillsynsbegäran.docx
@@ -247,7 +247,7 @@
     <w:r>
       <w:tab/>
       <w:tab/>
-      <w:t>2026-06-04</w:t>
+      <w:t>2026-06-05</w:t>
       <w:br/>
       <w:br/>
     </w:r>

--- a/tillsyn/A 63596-2021 tillsynsbegäran.docx
+++ b/tillsyn/A 63596-2021 tillsynsbegäran.docx
@@ -247,7 +247,7 @@
     <w:r>
       <w:tab/>
       <w:tab/>
-      <w:t>2026-06-05</w:t>
+      <w:t>2026-06-06</w:t>
       <w:br/>
       <w:br/>
     </w:r>

--- a/tillsyn/A 63596-2021 tillsynsbegäran.docx
+++ b/tillsyn/A 63596-2021 tillsynsbegäran.docx
@@ -247,7 +247,7 @@
     <w:r>
       <w:tab/>
       <w:tab/>
-      <w:t>2026-06-06</w:t>
+      <w:t>2026-06-07</w:t>
       <w:br/>
       <w:br/>
     </w:r>

--- a/tillsyn/A 63596-2021 tillsynsbegäran.docx
+++ b/tillsyn/A 63596-2021 tillsynsbegäran.docx
@@ -247,7 +247,7 @@
     <w:r>
       <w:tab/>
       <w:tab/>
-      <w:t>2026-06-07</w:t>
+      <w:t>2026-06-08</w:t>
       <w:br/>
       <w:br/>
     </w:r>

--- a/tillsyn/A 63596-2021 tillsynsbegäran.docx
+++ b/tillsyn/A 63596-2021 tillsynsbegäran.docx
@@ -247,7 +247,7 @@
     <w:r>
       <w:tab/>
       <w:tab/>
-      <w:t>2026-06-08</w:t>
+      <w:t>2026-06-09</w:t>
       <w:br/>
       <w:br/>
     </w:r>

--- a/tillsyn/A 63596-2021 tillsynsbegäran.docx
+++ b/tillsyn/A 63596-2021 tillsynsbegäran.docx
@@ -247,7 +247,7 @@
     <w:r>
       <w:tab/>
       <w:tab/>
-      <w:t>2026-06-09</w:t>
+      <w:t>2026-06-10</w:t>
       <w:br/>
       <w:br/>
     </w:r>

--- a/tillsyn/A 63596-2021 tillsynsbegäran.docx
+++ b/tillsyn/A 63596-2021 tillsynsbegäran.docx
@@ -247,7 +247,7 @@
     <w:r>
       <w:tab/>
       <w:tab/>
-      <w:t>2026-06-10</w:t>
+      <w:t>2026-06-11</w:t>
       <w:br/>
       <w:br/>
     </w:r>

--- a/tillsyn/A 63596-2021 tillsynsbegäran.docx
+++ b/tillsyn/A 63596-2021 tillsynsbegäran.docx
@@ -247,7 +247,7 @@
     <w:r>
       <w:tab/>
       <w:tab/>
-      <w:t>2026-06-11</w:t>
+      <w:t>2026-06-12</w:t>
       <w:br/>
       <w:br/>
     </w:r>

--- a/tillsyn/A 63596-2021 tillsynsbegäran.docx
+++ b/tillsyn/A 63596-2021 tillsynsbegäran.docx
@@ -247,7 +247,7 @@
     <w:r>
       <w:tab/>
       <w:tab/>
-      <w:t>2026-06-12</w:t>
+      <w:t>2026-06-13</w:t>
       <w:br/>
       <w:br/>
     </w:r>

--- a/tillsyn/A 63596-2021 tillsynsbegäran.docx
+++ b/tillsyn/A 63596-2021 tillsynsbegäran.docx
@@ -247,7 +247,7 @@
     <w:r>
       <w:tab/>
       <w:tab/>
-      <w:t>2026-06-15</w:t>
+      <w:t>2026-06-16</w:t>
       <w:br/>
       <w:br/>
     </w:r>

--- a/tillsyn/A 63596-2021 tillsynsbegäran.docx
+++ b/tillsyn/A 63596-2021 tillsynsbegäran.docx
@@ -247,7 +247,7 @@
     <w:r>
       <w:tab/>
       <w:tab/>
-      <w:t>2026-06-16</w:t>
+      <w:t>2026-06-17</w:t>
       <w:br/>
       <w:br/>
     </w:r>

--- a/tillsyn/A 63596-2021 tillsynsbegäran.docx
+++ b/tillsyn/A 63596-2021 tillsynsbegäran.docx
@@ -1,6 +1,6 @@
 
 <file path=word/document.xml><?xml version="1.0" encoding="utf-8"?>
-<w:document xmlns:wpc="http://schemas.microsoft.com/office/word/2010/wordprocessingCanvas" xmlns:cx="http://schemas.microsoft.com/office/drawing/2014/chartex" xmlns:cx1="http://schemas.microsoft.com/office/drawing/2015/9/8/chartex" xmlns:cx2="http://schemas.microsoft.com/office/drawing/2015/10/21/chartex" xmlns:cx3="http://schemas.microsoft.com/office/drawing/2016/5/9/chartex" xmlns:cx4="http://schemas.microsoft.com/office/drawing/2016/5/10/chartex" xmlns:cx5="http://schemas.microsoft.com/office/drawing/2016/5/11/chartex" xmlns:cx6="http://schemas.microsoft.com/office/drawing/2016/5/12/chartex" xmlns:cx7="http://schemas.microsoft.com/office/drawing/2016/5/13/chartex" xmlns:cx8="http://schemas.microsoft.com/office/drawing/2016/5/14/chartex" xmlns:mc="http://schemas.openxmlformats.org/markup-compatibility/2006" xmlns:aink="http://schemas.microsoft.com/office/drawing/2016/ink" xmlns:am3d="http://schemas.microsoft.com/office/drawing/2017/model3d" xmlns:o="urn:schemas-microsoft-com:office:office" xmlns:oel="http://schemas.microsoft.com/office/2019/extlst" xmlns:r="http://schemas.openxmlformats.org/officeDocument/2006/relationships" xmlns:m="http://schemas.openxmlformats.org/officeDocument/2006/math" xmlns:v="urn:schemas-microsoft-com:vml" xmlns:wp14="http://schemas.microsoft.com/office/word/2010/wordprocessingDrawing" xmlns:wp="http://schemas.openxmlformats.org/drawingml/2006/wordprocessingDrawing" xmlns:w10="urn:schemas-microsoft-com:office:word" xmlns:w="http://schemas.openxmlformats.org/wordprocessingml/2006/main" xmlns:w14="http://schemas.microsoft.com/office/word/2010/wordml" xmlns:w15="http://schemas.microsoft.com/office/word/2012/wordml" xmlns:w16cex="http://schemas.microsoft.com/office/word/2018/wordml/cex" xmlns:w16cid="http://schemas.microsoft.com/office/word/2016/wordml/cid" xmlns:w16="http://schemas.microsoft.com/office/word/2018/wordml" xmlns:w16sdtdh="http://schemas.microsoft.com/office/word/2020/wordml/sdtdatahash" xmlns:w16se="http://schemas.microsoft.com/office/word/2015/wordml/symex" xmlns:wpg="http://schemas.microsoft.com/office/word/2010/wordprocessingGroup" xmlns:wpi="http://schemas.microsoft.com/office/word/2010/wordprocessingInk" xmlns:wne="http://schemas.microsoft.com/office/word/2006/wordml" xmlns:wps="http://schemas.microsoft.com/office/word/2010/wordprocessingShape" mc:Ignorable="w14 w15 w16se w16cid w16 w16cex w16sdtdh wp14">
+<w:document xmlns:wpc="http://schemas.microsoft.com/office/word/2010/wordprocessingCanvas" xmlns:cx="http://schemas.microsoft.com/office/drawing/2014/chartex" xmlns:cx1="http://schemas.microsoft.com/office/drawing/2015/9/8/chartex" xmlns:cx2="http://schemas.microsoft.com/office/drawing/2015/10/21/chartex" xmlns:cx3="http://schemas.microsoft.com/office/drawing/2016/5/9/chartex" xmlns:cx4="http://schemas.microsoft.com/office/drawing/2016/5/10/chartex" xmlns:cx5="http://schemas.microsoft.com/office/drawing/2016/5/11/chartex" xmlns:cx6="http://schemas.microsoft.com/office/drawing/2016/5/12/chartex" xmlns:cx7="http://schemas.microsoft.com/office/drawing/2016/5/13/chartex" xmlns:cx8="http://schemas.microsoft.com/office/drawing/2016/5/14/chartex" xmlns:mc="http://schemas.openxmlformats.org/markup-compatibility/2006" xmlns:aink="http://schemas.microsoft.com/office/drawing/2016/ink" xmlns:am3d="http://schemas.microsoft.com/office/drawing/2017/model3d" xmlns:o="urn:schemas-microsoft-com:office:office" xmlns:oel="http://schemas.microsoft.com/office/2019/extlst" xmlns:r="http://schemas.openxmlformats.org/officeDocument/2006/relationships" xmlns:m="http://schemas.openxmlformats.org/officeDocument/2006/math" xmlns:v="urn:schemas-microsoft-com:vml" xmlns:wp14="http://schemas.microsoft.com/office/word/2010/wordprocessingDrawing" xmlns:wp="http://schemas.openxmlformats.org/drawingml/2006/wordprocessingDrawing" xmlns:w10="urn:schemas-microsoft-com:office:word" xmlns:w="http://schemas.openxmlformats.org/wordprocessingml/2006/main" xmlns:w14="http://schemas.microsoft.com/office/word/2010/wordml" xmlns:w15="http://schemas.microsoft.com/office/word/2012/wordml" xmlns:w16cex="http://schemas.microsoft.com/office/word/2018/wordml/cex" xmlns:w16cid="http://schemas.microsoft.com/office/word/2016/wordml/cid" xmlns:w16="http://schemas.microsoft.com/office/word/2018/wordml" xmlns:w16du="http://schemas.microsoft.com/office/word/2023/wordml/word16du" xmlns:w16sdtdh="http://schemas.microsoft.com/office/word/2020/wordml/sdtdatahash" xmlns:w16sdtfl="http://schemas.microsoft.com/office/word/2024/wordml/sdtformatlock" xmlns:w16se="http://schemas.microsoft.com/office/word/2015/wordml/symex" xmlns:wpg="http://schemas.microsoft.com/office/word/2010/wordprocessingGroup" xmlns:wpi="http://schemas.microsoft.com/office/word/2010/wordprocessingInk" xmlns:wne="http://schemas.microsoft.com/office/word/2006/wordml" xmlns:wps="http://schemas.microsoft.com/office/word/2010/wordprocessingShape" mc:Ignorable="w14 w15 w16se w16cid w16 w16cex w16sdtdh w16sdtfl w16du wp14">
   <w:body>
     <w:p>
       <w:pPr>
@@ -12,35 +12,10 @@
     </w:p>
     <w:p>
       <w:r>
-        <w:t>Detta dokument behandlar höga naturvärden i avverkningsanmälan A 63596-2021 i Härryda kommun. Denna avverkningsanmälan inkom 2021-11-08 00:00:00 och omfattar 0,7 ha.</w:t>
+        <w:t>Detta dokument behandlar höga naturvärden i avverkningsanmälan A 63596-2021 i Härryda kommun som inkom 2021-11-08 och omfattar 0,7 ha.</w:t>
       </w:r>
-    </w:p>
-    <w:p>
       <w:r>
-        <w:t>Vi begär härmed att Skogsstyrelsen fattar beslut enligt miljöbalken som säkerställer att skogens höga naturvärden bevaras samt säkerställer att EU-lagstiftning efterlevs och att artskyddsbrott förhindras. Vi önskar även ta del av de ställningstaganden och beslut som myndigheterna meddelar till följd av aktuell avverkningsanmälan och föreningens inlaga (se 34 § förvaltningslagen).</w:t>
-      </w:r>
-    </w:p>
-    <w:p>
-      <w:r>
-        <w:t>Nedan beskrivs fynd av naturvårdsarter som gjorts i det avverkningsanmälda området.</w:t>
-      </w:r>
-    </w:p>
-    <w:p>
-      <w:pPr>
-        <w:pStyle w:val="Heading1"/>
-      </w:pPr>
-      <w:r>
-        <w:t>Naturvårdsarter</w:t>
-      </w:r>
-    </w:p>
-    <w:p>
-      <w:r>
-        <w:t>I avverkningsanmälan har följande 1 naturvårdsarter hittats: kornknutmossa (S). Arter som är signalarter enligt Skogsstyrelsen har markerats med (S).</w:t>
-      </w:r>
-    </w:p>
-    <w:p>
-      <w:r>
-        <w:t>De påträffade naturvårdsarterna är ett tydligt kvitto på att detta rör sig om en skog med höga naturvärden. I Figur 1 visas en karta över det avverkningsanmälda området, där samtliga fyndplatser för naturvårdsarter som finns registrerade på Artportalen har markerats.</w:t>
+        <w:t xml:space="preserve"> I Figur 1 visas fyndplatser för naturvårdsarter i området, som finns registrerade på Artportalen.</w:t>
       </w:r>
     </w:p>
     <w:p>
@@ -50,7 +25,7 @@
       <w:r>
         <w:drawing>
           <wp:inline xmlns:a="http://schemas.openxmlformats.org/drawingml/2006/main" xmlns:pic="http://schemas.openxmlformats.org/drawingml/2006/picture">
-            <wp:extent cx="5486400" cy="4727313"/>
+            <wp:extent cx="5486400" cy="4555043"/>
             <wp:docPr id="1" name="Picture 1"/>
             <wp:cNvGraphicFramePr>
               <a:graphicFrameLocks noChangeAspect="1"/>
@@ -71,7 +46,7 @@
                   <pic:spPr>
                     <a:xfrm>
                       <a:off x="0" y="0"/>
-                      <a:ext cx="5486400" cy="4727313"/>
+                      <a:ext cx="5486400" cy="4555043"/>
                     </a:xfrm>
                     <a:prstGeom prst="rect"/>
                   </pic:spPr>
@@ -85,9 +60,72 @@
     <w:p>
       <w:pPr>
         <w:pStyle w:val="Caption"/>
+        <w:spacing w:after="240"/>
       </w:pPr>
       <w:r>
-        <w:t>Figur 1. Fyndplatser för naturvårdsarter i det avverkningsanmälda området (röd linje). Markörer utan svart kant är placerade på fyndplatsen. Markörer med svart kant är placerade vid sidan av fyndplatsen och har ett svart streck som visar fyndplatsens exakta position. Kartans mittpunktskoordinat är N 6391862, E 338280 i SWEREF 99 TM.</w:t>
+        <w:t>Figur 1. Fyndplatser för naturvårdsarter i och inom 8 meter från avverkningsanmälan (röd linje). Inom parentes anges rödlistekategorier, S för signalarter, Tför typiska arter och fridlysningsparagrafer i artskyddsförordningen.Markörer utan svart kant är placerade på fyndplatsen. Markörer med svart kant är placerade vid sidan av fyndplatsen och har ett svart streck som visar fyndplatsens exakta position. Kartans mittpunktskoordinat är N 6391862, E 338280 i SWEREF 99 TM.</w:t>
+      </w:r>
+    </w:p>
+    <w:p>
+      <w:r>
+        <w:t>Vi begär härmed att Skogsstyrelsen fattar beslut enligt miljöbalken som säkerställer att skogens höga naturvärden bevaras samt att EU-lagstiftning efterlevs och att artskyddsbrott förhindras.</w:t>
+      </w:r>
+    </w:p>
+    <w:p>
+      <w:r>
+        <w:t>Vi önskar även ta del av de ställningstaganden och beslut som myndigheten meddelar till följd av aktuell avverkningsanmälan och föreningens inlaga (se 34 § förvaltningslagen).</w:t>
+      </w:r>
+    </w:p>
+    <w:p>
+      <w:r>
+        <w:t>Nedan beskrivs fynd av naturvårdsarter som gjorts i det avverkningsanmälda området.</w:t>
+      </w:r>
+    </w:p>
+    <w:p>
+      <w:pPr>
+        <w:pStyle w:val="Heading1"/>
+      </w:pPr>
+      <w:r>
+        <w:t>Naturvårdsarter</w:t>
+      </w:r>
+    </w:p>
+    <w:p>
+      <w:r>
+        <w:t>I och inom 8 meter från avverkningsanmälan har följande 3 naturvårdsarter hittats: stubbtrådmossa (NT), flagellkvastmossa (S, T) och kornknutmossa (S, T). Av dessa är 1 rödlistade. För rödlistade arter har rödlistekategorin angivits inom parentes. Arter som är signalarter enligt Skogsstyrelsen har markerats med (S). Typiska arter inom Natura 2000 som är kopplade till skogsekosystem har markerats med (T).</w:t>
+      </w:r>
+    </w:p>
+    <w:p>
+      <w:r>
+        <w:t>De påträffade naturvårdsarterna är ett tydligt kvitto på att det rör sig om en skog med höga naturvärden.</w:t>
+      </w:r>
+    </w:p>
+    <w:p>
+      <w:r>
+        <w:rPr>
+          <w:b/>
+        </w:rPr>
+        <w:t>Flagellkvastmossa</w:t>
+      </w:r>
+      <w:r>
+        <w:t xml:space="preserve"> förekommer framför allt i tallsumpskog, men finns även i relativt torra gran- och tallskogar. Den signalerar överallt skogsmiljöer med höga naturvärden och indikerar biotoper med rik och kontinuerlig förekomst av död ved i olika nedbrytningsstadier eller barlagd torvjord. Flagellkvastmossa är typisk art för </w:t>
+      </w:r>
+      <w:r>
+        <w:rPr>
+          <w:i/>
+        </w:rPr>
+        <w:t xml:space="preserve">9010 Taiga </w:t>
+      </w:r>
+      <w:r>
+        <w:t>och</w:t>
+      </w:r>
+      <w:r>
+        <w:rPr>
+          <w:i/>
+        </w:rPr>
+        <w:t xml:space="preserve"> 9740 Skogsbevuxen myr </w:t>
+      </w:r>
+      <w:r>
+        <w:t>(SLU Artdatabanken, 2024; Nitare &amp; Skogsstyrelsen, 2019).</w:t>
       </w:r>
     </w:p>
     <w:p>
@@ -119,6 +157,17 @@
         <w:t xml:space="preserve"> (SLU Artdatabanken, 2024; Nitare &amp; Skogsstyrelsen, 2019).</w:t>
       </w:r>
     </w:p>
+    <w:p>
+      <w:r>
+        <w:rPr>
+          <w:b/>
+        </w:rPr>
+        <w:t>Stubbtrådmossa (NT)</w:t>
+      </w:r>
+      <w:r>
+        <w:t xml:space="preserve"> är en bladlevermossa som växer uteslutande på murken ved gärna tillsammans med vedsäckmossa (VU) i fuktig barrskog och arten har sin tyngdpunkt i södra och mellersta Sverige. Genom att arten inte klarar kalavverkning, till stor del fortfarande finns mest i produktionsskog med lång trädkontinuitet gör avverkningar av denna typ av skog att artens population kommer att fortsätta att minska. Alla skogsskötselåtgärder på eller i omedelbar närhet av artens lokaler utgör ett hot. Aktuella lokaler bör undantas från rationell skogsskötsel. För att klara arten på sikt måste mängden död ved i landets granskogar öka väsentligt (SLU Artdatabanken, 2026).</w:t>
+      </w:r>
+    </w:p>
     <w:sectPr>
       <w:headerReference w:type="even" r:id="rId8"/>
       <w:headerReference w:type="default" r:id="rId9"/>
@@ -137,7 +186,7 @@
 </file>
 
 <file path=word/endnotes.xml><?xml version="1.0" encoding="utf-8"?>
-<w:endnotes xmlns:wpc="http://schemas.microsoft.com/office/word/2010/wordprocessingCanvas" xmlns:cx="http://schemas.microsoft.com/office/drawing/2014/chartex" xmlns:cx1="http://schemas.microsoft.com/office/drawing/2015/9/8/chartex" xmlns:cx2="http://schemas.microsoft.com/office/drawing/2015/10/21/chartex" xmlns:cx3="http://schemas.microsoft.com/office/drawing/2016/5/9/chartex" xmlns:cx4="http://schemas.microsoft.com/office/drawing/2016/5/10/chartex" xmlns:cx5="http://schemas.microsoft.com/office/drawing/2016/5/11/chartex" xmlns:cx6="http://schemas.microsoft.com/office/drawing/2016/5/12/chartex" xmlns:cx7="http://schemas.microsoft.com/office/drawing/2016/5/13/chartex" xmlns:cx8="http://schemas.microsoft.com/office/drawing/2016/5/14/chartex" xmlns:mc="http://schemas.openxmlformats.org/markup-compatibility/2006" xmlns:aink="http://schemas.microsoft.com/office/drawing/2016/ink" xmlns:am3d="http://schemas.microsoft.com/office/drawing/2017/model3d" xmlns:o="urn:schemas-microsoft-com:office:office" xmlns:oel="http://schemas.microsoft.com/office/2019/extlst" xmlns:r="http://schemas.openxmlformats.org/officeDocument/2006/relationships" xmlns:m="http://schemas.openxmlformats.org/officeDocument/2006/math" xmlns:v="urn:schemas-microsoft-com:vml" xmlns:wp14="http://schemas.microsoft.com/office/word/2010/wordprocessingDrawing" xmlns:wp="http://schemas.openxmlformats.org/drawingml/2006/wordprocessingDrawing" xmlns:w10="urn:schemas-microsoft-com:office:word" xmlns:w="http://schemas.openxmlformats.org/wordprocessingml/2006/main" xmlns:w14="http://schemas.microsoft.com/office/word/2010/wordml" xmlns:w15="http://schemas.microsoft.com/office/word/2012/wordml" xmlns:w16cex="http://schemas.microsoft.com/office/word/2018/wordml/cex" xmlns:w16cid="http://schemas.microsoft.com/office/word/2016/wordml/cid" xmlns:w16="http://schemas.microsoft.com/office/word/2018/wordml" xmlns:w16sdtdh="http://schemas.microsoft.com/office/word/2020/wordml/sdtdatahash" xmlns:w16se="http://schemas.microsoft.com/office/word/2015/wordml/symex" xmlns:wpg="http://schemas.microsoft.com/office/word/2010/wordprocessingGroup" xmlns:wpi="http://schemas.microsoft.com/office/word/2010/wordprocessingInk" xmlns:wne="http://schemas.microsoft.com/office/word/2006/wordml" xmlns:wps="http://schemas.microsoft.com/office/word/2010/wordprocessingShape" mc:Ignorable="w14 w15 w16se w16cid w16 w16cex w16sdtdh wp14">
+<w:endnotes xmlns:wpc="http://schemas.microsoft.com/office/word/2010/wordprocessingCanvas" xmlns:cx="http://schemas.microsoft.com/office/drawing/2014/chartex" xmlns:cx1="http://schemas.microsoft.com/office/drawing/2015/9/8/chartex" xmlns:cx2="http://schemas.microsoft.com/office/drawing/2015/10/21/chartex" xmlns:cx3="http://schemas.microsoft.com/office/drawing/2016/5/9/chartex" xmlns:cx4="http://schemas.microsoft.com/office/drawing/2016/5/10/chartex" xmlns:cx5="http://schemas.microsoft.com/office/drawing/2016/5/11/chartex" xmlns:cx6="http://schemas.microsoft.com/office/drawing/2016/5/12/chartex" xmlns:cx7="http://schemas.microsoft.com/office/drawing/2016/5/13/chartex" xmlns:cx8="http://schemas.microsoft.com/office/drawing/2016/5/14/chartex" xmlns:mc="http://schemas.openxmlformats.org/markup-compatibility/2006" xmlns:aink="http://schemas.microsoft.com/office/drawing/2016/ink" xmlns:am3d="http://schemas.microsoft.com/office/drawing/2017/model3d" xmlns:o="urn:schemas-microsoft-com:office:office" xmlns:oel="http://schemas.microsoft.com/office/2019/extlst" xmlns:r="http://schemas.openxmlformats.org/officeDocument/2006/relationships" xmlns:m="http://schemas.openxmlformats.org/officeDocument/2006/math" xmlns:v="urn:schemas-microsoft-com:vml" xmlns:wp14="http://schemas.microsoft.com/office/word/2010/wordprocessingDrawing" xmlns:wp="http://schemas.openxmlformats.org/drawingml/2006/wordprocessingDrawing" xmlns:w10="urn:schemas-microsoft-com:office:word" xmlns:w="http://schemas.openxmlformats.org/wordprocessingml/2006/main" xmlns:w14="http://schemas.microsoft.com/office/word/2010/wordml" xmlns:w15="http://schemas.microsoft.com/office/word/2012/wordml" xmlns:w16cex="http://schemas.microsoft.com/office/word/2018/wordml/cex" xmlns:w16cid="http://schemas.microsoft.com/office/word/2016/wordml/cid" xmlns:w16="http://schemas.microsoft.com/office/word/2018/wordml" xmlns:w16du="http://schemas.microsoft.com/office/word/2023/wordml/word16du" xmlns:w16sdtdh="http://schemas.microsoft.com/office/word/2020/wordml/sdtdatahash" xmlns:w16sdtfl="http://schemas.microsoft.com/office/word/2024/wordml/sdtformatlock" xmlns:w16se="http://schemas.microsoft.com/office/word/2015/wordml/symex" xmlns:wpg="http://schemas.microsoft.com/office/word/2010/wordprocessingGroup" xmlns:wpi="http://schemas.microsoft.com/office/word/2010/wordprocessingInk" xmlns:wne="http://schemas.microsoft.com/office/word/2006/wordml" xmlns:wps="http://schemas.microsoft.com/office/word/2010/wordprocessingShape" mc:Ignorable="w14 w15 w16se w16cid w16 w16cex w16sdtdh w16sdtfl w16du wp14">
   <w:endnote w:type="separator" w:id="-1">
     <w:p>
       <w:pPr>
@@ -162,7 +211,7 @@
 </file>
 
 <file path=word/footer1.xml><?xml version="1.0" encoding="utf-8"?>
-<w:ftr xmlns:wpc="http://schemas.microsoft.com/office/word/2010/wordprocessingCanvas" xmlns:cx="http://schemas.microsoft.com/office/drawing/2014/chartex" xmlns:cx1="http://schemas.microsoft.com/office/drawing/2015/9/8/chartex" xmlns:cx2="http://schemas.microsoft.com/office/drawing/2015/10/21/chartex" xmlns:cx3="http://schemas.microsoft.com/office/drawing/2016/5/9/chartex" xmlns:cx4="http://schemas.microsoft.com/office/drawing/2016/5/10/chartex" xmlns:cx5="http://schemas.microsoft.com/office/drawing/2016/5/11/chartex" xmlns:cx6="http://schemas.microsoft.com/office/drawing/2016/5/12/chartex" xmlns:cx7="http://schemas.microsoft.com/office/drawing/2016/5/13/chartex" xmlns:cx8="http://schemas.microsoft.com/office/drawing/2016/5/14/chartex" xmlns:mc="http://schemas.openxmlformats.org/markup-compatibility/2006" xmlns:aink="http://schemas.microsoft.com/office/drawing/2016/ink" xmlns:am3d="http://schemas.microsoft.com/office/drawing/2017/model3d" xmlns:o="urn:schemas-microsoft-com:office:office" xmlns:oel="http://schemas.microsoft.com/office/2019/extlst" xmlns:r="http://schemas.openxmlformats.org/officeDocument/2006/relationships" xmlns:m="http://schemas.openxmlformats.org/officeDocument/2006/math" xmlns:v="urn:schemas-microsoft-com:vml" xmlns:wp14="http://schemas.microsoft.com/office/word/2010/wordprocessingDrawing" xmlns:wp="http://schemas.openxmlformats.org/drawingml/2006/wordprocessingDrawing" xmlns:w10="urn:schemas-microsoft-com:office:word" xmlns:w="http://schemas.openxmlformats.org/wordprocessingml/2006/main" xmlns:w14="http://schemas.microsoft.com/office/word/2010/wordml" xmlns:w15="http://schemas.microsoft.com/office/word/2012/wordml" xmlns:w16cex="http://schemas.microsoft.com/office/word/2018/wordml/cex" xmlns:w16cid="http://schemas.microsoft.com/office/word/2016/wordml/cid" xmlns:w16="http://schemas.microsoft.com/office/word/2018/wordml" xmlns:w16sdtdh="http://schemas.microsoft.com/office/word/2020/wordml/sdtdatahash" xmlns:w16se="http://schemas.microsoft.com/office/word/2015/wordml/symex" xmlns:wpg="http://schemas.microsoft.com/office/word/2010/wordprocessingGroup" xmlns:wpi="http://schemas.microsoft.com/office/word/2010/wordprocessingInk" xmlns:wne="http://schemas.microsoft.com/office/word/2006/wordml" xmlns:wps="http://schemas.microsoft.com/office/word/2010/wordprocessingShape" mc:Ignorable="w14 w15 w16se w16cid w16 w16cex w16sdtdh wp14">
+<w:ftr xmlns:wpc="http://schemas.microsoft.com/office/word/2010/wordprocessingCanvas" xmlns:cx="http://schemas.microsoft.com/office/drawing/2014/chartex" xmlns:cx1="http://schemas.microsoft.com/office/drawing/2015/9/8/chartex" xmlns:cx2="http://schemas.microsoft.com/office/drawing/2015/10/21/chartex" xmlns:cx3="http://schemas.microsoft.com/office/drawing/2016/5/9/chartex" xmlns:cx4="http://schemas.microsoft.com/office/drawing/2016/5/10/chartex" xmlns:cx5="http://schemas.microsoft.com/office/drawing/2016/5/11/chartex" xmlns:cx6="http://schemas.microsoft.com/office/drawing/2016/5/12/chartex" xmlns:cx7="http://schemas.microsoft.com/office/drawing/2016/5/13/chartex" xmlns:cx8="http://schemas.microsoft.com/office/drawing/2016/5/14/chartex" xmlns:mc="http://schemas.openxmlformats.org/markup-compatibility/2006" xmlns:aink="http://schemas.microsoft.com/office/drawing/2016/ink" xmlns:am3d="http://schemas.microsoft.com/office/drawing/2017/model3d" xmlns:o="urn:schemas-microsoft-com:office:office" xmlns:oel="http://schemas.microsoft.com/office/2019/extlst" xmlns:r="http://schemas.openxmlformats.org/officeDocument/2006/relationships" xmlns:m="http://schemas.openxmlformats.org/officeDocument/2006/math" xmlns:v="urn:schemas-microsoft-com:vml" xmlns:wp14="http://schemas.microsoft.com/office/word/2010/wordprocessingDrawing" xmlns:wp="http://schemas.openxmlformats.org/drawingml/2006/wordprocessingDrawing" xmlns:w10="urn:schemas-microsoft-com:office:word" xmlns:w="http://schemas.openxmlformats.org/wordprocessingml/2006/main" xmlns:w14="http://schemas.microsoft.com/office/word/2010/wordml" xmlns:w15="http://schemas.microsoft.com/office/word/2012/wordml" xmlns:w16cex="http://schemas.microsoft.com/office/word/2018/wordml/cex" xmlns:w16cid="http://schemas.microsoft.com/office/word/2016/wordml/cid" xmlns:w16="http://schemas.microsoft.com/office/word/2018/wordml" xmlns:w16du="http://schemas.microsoft.com/office/word/2023/wordml/word16du" xmlns:w16sdtdh="http://schemas.microsoft.com/office/word/2020/wordml/sdtdatahash" xmlns:w16sdtfl="http://schemas.microsoft.com/office/word/2024/wordml/sdtformatlock" xmlns:w16se="http://schemas.microsoft.com/office/word/2015/wordml/symex" xmlns:wpg="http://schemas.microsoft.com/office/word/2010/wordprocessingGroup" xmlns:wpi="http://schemas.microsoft.com/office/word/2010/wordprocessingInk" xmlns:wne="http://schemas.microsoft.com/office/word/2006/wordml" xmlns:wps="http://schemas.microsoft.com/office/word/2010/wordprocessingShape" mc:Ignorable="w14 w15 w16se w16cid w16 w16cex w16sdtdh w16sdtfl w16du wp14">
   <w:p>
     <w:pPr>
       <w:pStyle w:val="Footer"/>
@@ -172,7 +221,7 @@
 </file>
 
 <file path=word/footer2.xml><?xml version="1.0" encoding="utf-8"?>
-<w:ftr xmlns:wpc="http://schemas.microsoft.com/office/word/2010/wordprocessingCanvas" xmlns:cx="http://schemas.microsoft.com/office/drawing/2014/chartex" xmlns:cx1="http://schemas.microsoft.com/office/drawing/2015/9/8/chartex" xmlns:cx2="http://schemas.microsoft.com/office/drawing/2015/10/21/chartex" xmlns:cx3="http://schemas.microsoft.com/office/drawing/2016/5/9/chartex" xmlns:cx4="http://schemas.microsoft.com/office/drawing/2016/5/10/chartex" xmlns:cx5="http://schemas.microsoft.com/office/drawing/2016/5/11/chartex" xmlns:cx6="http://schemas.microsoft.com/office/drawing/2016/5/12/chartex" xmlns:cx7="http://schemas.microsoft.com/office/drawing/2016/5/13/chartex" xmlns:cx8="http://schemas.microsoft.com/office/drawing/2016/5/14/chartex" xmlns:mc="http://schemas.openxmlformats.org/markup-compatibility/2006" xmlns:aink="http://schemas.microsoft.com/office/drawing/2016/ink" xmlns:am3d="http://schemas.microsoft.com/office/drawing/2017/model3d" xmlns:o="urn:schemas-microsoft-com:office:office" xmlns:oel="http://schemas.microsoft.com/office/2019/extlst" xmlns:r="http://schemas.openxmlformats.org/officeDocument/2006/relationships" xmlns:m="http://schemas.openxmlformats.org/officeDocument/2006/math" xmlns:v="urn:schemas-microsoft-com:vml" xmlns:wp14="http://schemas.microsoft.com/office/word/2010/wordprocessingDrawing" xmlns:wp="http://schemas.openxmlformats.org/drawingml/2006/wordprocessingDrawing" xmlns:w10="urn:schemas-microsoft-com:office:word" xmlns:w="http://schemas.openxmlformats.org/wordprocessingml/2006/main" xmlns:w14="http://schemas.microsoft.com/office/word/2010/wordml" xmlns:w15="http://schemas.microsoft.com/office/word/2012/wordml" xmlns:w16cex="http://schemas.microsoft.com/office/word/2018/wordml/cex" xmlns:w16cid="http://schemas.microsoft.com/office/word/2016/wordml/cid" xmlns:w16="http://schemas.microsoft.com/office/word/2018/wordml" xmlns:w16sdtdh="http://schemas.microsoft.com/office/word/2020/wordml/sdtdatahash" xmlns:w16se="http://schemas.microsoft.com/office/word/2015/wordml/symex" xmlns:wpg="http://schemas.microsoft.com/office/word/2010/wordprocessingGroup" xmlns:wpi="http://schemas.microsoft.com/office/word/2010/wordprocessingInk" xmlns:wne="http://schemas.microsoft.com/office/word/2006/wordml" xmlns:wps="http://schemas.microsoft.com/office/word/2010/wordprocessingShape" mc:Ignorable="w14 w15 w16se w16cid w16 w16cex w16sdtdh wp14">
+<w:ftr xmlns:wpc="http://schemas.microsoft.com/office/word/2010/wordprocessingCanvas" xmlns:cx="http://schemas.microsoft.com/office/drawing/2014/chartex" xmlns:cx1="http://schemas.microsoft.com/office/drawing/2015/9/8/chartex" xmlns:cx2="http://schemas.microsoft.com/office/drawing/2015/10/21/chartex" xmlns:cx3="http://schemas.microsoft.com/office/drawing/2016/5/9/chartex" xmlns:cx4="http://schemas.microsoft.com/office/drawing/2016/5/10/chartex" xmlns:cx5="http://schemas.microsoft.com/office/drawing/2016/5/11/chartex" xmlns:cx6="http://schemas.microsoft.com/office/drawing/2016/5/12/chartex" xmlns:cx7="http://schemas.microsoft.com/office/drawing/2016/5/13/chartex" xmlns:cx8="http://schemas.microsoft.com/office/drawing/2016/5/14/chartex" xmlns:mc="http://schemas.openxmlformats.org/markup-compatibility/2006" xmlns:aink="http://schemas.microsoft.com/office/drawing/2016/ink" xmlns:am3d="http://schemas.microsoft.com/office/drawing/2017/model3d" xmlns:o="urn:schemas-microsoft-com:office:office" xmlns:oel="http://schemas.microsoft.com/office/2019/extlst" xmlns:r="http://schemas.openxmlformats.org/officeDocument/2006/relationships" xmlns:m="http://schemas.openxmlformats.org/officeDocument/2006/math" xmlns:v="urn:schemas-microsoft-com:vml" xmlns:wp14="http://schemas.microsoft.com/office/word/2010/wordprocessingDrawing" xmlns:wp="http://schemas.openxmlformats.org/drawingml/2006/wordprocessingDrawing" xmlns:w10="urn:schemas-microsoft-com:office:word" xmlns:w="http://schemas.openxmlformats.org/wordprocessingml/2006/main" xmlns:w14="http://schemas.microsoft.com/office/word/2010/wordml" xmlns:w15="http://schemas.microsoft.com/office/word/2012/wordml" xmlns:w16cex="http://schemas.microsoft.com/office/word/2018/wordml/cex" xmlns:w16cid="http://schemas.microsoft.com/office/word/2016/wordml/cid" xmlns:w16="http://schemas.microsoft.com/office/word/2018/wordml" xmlns:w16du="http://schemas.microsoft.com/office/word/2023/wordml/word16du" xmlns:w16sdtdh="http://schemas.microsoft.com/office/word/2020/wordml/sdtdatahash" xmlns:w16sdtfl="http://schemas.microsoft.com/office/word/2024/wordml/sdtformatlock" xmlns:w16se="http://schemas.microsoft.com/office/word/2015/wordml/symex" xmlns:wpg="http://schemas.microsoft.com/office/word/2010/wordprocessingGroup" xmlns:wpi="http://schemas.microsoft.com/office/word/2010/wordprocessingInk" xmlns:wne="http://schemas.microsoft.com/office/word/2006/wordml" xmlns:wps="http://schemas.microsoft.com/office/word/2010/wordprocessingShape" mc:Ignorable="w14 w15 w16se w16cid w16 w16cex w16sdtdh w16sdtfl w16du wp14">
   <w:p>
     <w:pPr>
       <w:pStyle w:val="Footer"/>
@@ -182,7 +231,7 @@
 </file>
 
 <file path=word/footer3.xml><?xml version="1.0" encoding="utf-8"?>
-<w:ftr xmlns:wpc="http://schemas.microsoft.com/office/word/2010/wordprocessingCanvas" xmlns:cx="http://schemas.microsoft.com/office/drawing/2014/chartex" xmlns:cx1="http://schemas.microsoft.com/office/drawing/2015/9/8/chartex" xmlns:cx2="http://schemas.microsoft.com/office/drawing/2015/10/21/chartex" xmlns:cx3="http://schemas.microsoft.com/office/drawing/2016/5/9/chartex" xmlns:cx4="http://schemas.microsoft.com/office/drawing/2016/5/10/chartex" xmlns:cx5="http://schemas.microsoft.com/office/drawing/2016/5/11/chartex" xmlns:cx6="http://schemas.microsoft.com/office/drawing/2016/5/12/chartex" xmlns:cx7="http://schemas.microsoft.com/office/drawing/2016/5/13/chartex" xmlns:cx8="http://schemas.microsoft.com/office/drawing/2016/5/14/chartex" xmlns:mc="http://schemas.openxmlformats.org/markup-compatibility/2006" xmlns:aink="http://schemas.microsoft.com/office/drawing/2016/ink" xmlns:am3d="http://schemas.microsoft.com/office/drawing/2017/model3d" xmlns:o="urn:schemas-microsoft-com:office:office" xmlns:oel="http://schemas.microsoft.com/office/2019/extlst" xmlns:r="http://schemas.openxmlformats.org/officeDocument/2006/relationships" xmlns:m="http://schemas.openxmlformats.org/officeDocument/2006/math" xmlns:v="urn:schemas-microsoft-com:vml" xmlns:wp14="http://schemas.microsoft.com/office/word/2010/wordprocessingDrawing" xmlns:wp="http://schemas.openxmlformats.org/drawingml/2006/wordprocessingDrawing" xmlns:w10="urn:schemas-microsoft-com:office:word" xmlns:w="http://schemas.openxmlformats.org/wordprocessingml/2006/main" xmlns:w14="http://schemas.microsoft.com/office/word/2010/wordml" xmlns:w15="http://schemas.microsoft.com/office/word/2012/wordml" xmlns:w16cex="http://schemas.microsoft.com/office/word/2018/wordml/cex" xmlns:w16cid="http://schemas.microsoft.com/office/word/2016/wordml/cid" xmlns:w16="http://schemas.microsoft.com/office/word/2018/wordml" xmlns:w16sdtdh="http://schemas.microsoft.com/office/word/2020/wordml/sdtdatahash" xmlns:w16se="http://schemas.microsoft.com/office/word/2015/wordml/symex" xmlns:wpg="http://schemas.microsoft.com/office/word/2010/wordprocessingGroup" xmlns:wpi="http://schemas.microsoft.com/office/word/2010/wordprocessingInk" xmlns:wne="http://schemas.microsoft.com/office/word/2006/wordml" xmlns:wps="http://schemas.microsoft.com/office/word/2010/wordprocessingShape" mc:Ignorable="w14 w15 w16se w16cid w16 w16cex w16sdtdh wp14">
+<w:ftr xmlns:wpc="http://schemas.microsoft.com/office/word/2010/wordprocessingCanvas" xmlns:cx="http://schemas.microsoft.com/office/drawing/2014/chartex" xmlns:cx1="http://schemas.microsoft.com/office/drawing/2015/9/8/chartex" xmlns:cx2="http://schemas.microsoft.com/office/drawing/2015/10/21/chartex" xmlns:cx3="http://schemas.microsoft.com/office/drawing/2016/5/9/chartex" xmlns:cx4="http://schemas.microsoft.com/office/drawing/2016/5/10/chartex" xmlns:cx5="http://schemas.microsoft.com/office/drawing/2016/5/11/chartex" xmlns:cx6="http://schemas.microsoft.com/office/drawing/2016/5/12/chartex" xmlns:cx7="http://schemas.microsoft.com/office/drawing/2016/5/13/chartex" xmlns:cx8="http://schemas.microsoft.com/office/drawing/2016/5/14/chartex" xmlns:mc="http://schemas.openxmlformats.org/markup-compatibility/2006" xmlns:aink="http://schemas.microsoft.com/office/drawing/2016/ink" xmlns:am3d="http://schemas.microsoft.com/office/drawing/2017/model3d" xmlns:o="urn:schemas-microsoft-com:office:office" xmlns:oel="http://schemas.microsoft.com/office/2019/extlst" xmlns:r="http://schemas.openxmlformats.org/officeDocument/2006/relationships" xmlns:m="http://schemas.openxmlformats.org/officeDocument/2006/math" xmlns:v="urn:schemas-microsoft-com:vml" xmlns:wp14="http://schemas.microsoft.com/office/word/2010/wordprocessingDrawing" xmlns:wp="http://schemas.openxmlformats.org/drawingml/2006/wordprocessingDrawing" xmlns:w10="urn:schemas-microsoft-com:office:word" xmlns:w="http://schemas.openxmlformats.org/wordprocessingml/2006/main" xmlns:w14="http://schemas.microsoft.com/office/word/2010/wordml" xmlns:w15="http://schemas.microsoft.com/office/word/2012/wordml" xmlns:w16cex="http://schemas.microsoft.com/office/word/2018/wordml/cex" xmlns:w16cid="http://schemas.microsoft.com/office/word/2016/wordml/cid" xmlns:w16="http://schemas.microsoft.com/office/word/2018/wordml" xmlns:w16du="http://schemas.microsoft.com/office/word/2023/wordml/word16du" xmlns:w16sdtdh="http://schemas.microsoft.com/office/word/2020/wordml/sdtdatahash" xmlns:w16sdtfl="http://schemas.microsoft.com/office/word/2024/wordml/sdtformatlock" xmlns:w16se="http://schemas.microsoft.com/office/word/2015/wordml/symex" xmlns:wpg="http://schemas.microsoft.com/office/word/2010/wordprocessingGroup" xmlns:wpi="http://schemas.microsoft.com/office/word/2010/wordprocessingInk" xmlns:wne="http://schemas.microsoft.com/office/word/2006/wordml" xmlns:wps="http://schemas.microsoft.com/office/word/2010/wordprocessingShape" mc:Ignorable="w14 w15 w16se w16cid w16 w16cex w16sdtdh w16sdtfl w16du wp14">
   <w:p>
     <w:pPr>
       <w:pStyle w:val="Footer"/>
@@ -192,7 +241,7 @@
 </file>
 
 <file path=word/footnotes.xml><?xml version="1.0" encoding="utf-8"?>
-<w:footnotes xmlns:wpc="http://schemas.microsoft.com/office/word/2010/wordprocessingCanvas" xmlns:cx="http://schemas.microsoft.com/office/drawing/2014/chartex" xmlns:cx1="http://schemas.microsoft.com/office/drawing/2015/9/8/chartex" xmlns:cx2="http://schemas.microsoft.com/office/drawing/2015/10/21/chartex" xmlns:cx3="http://schemas.microsoft.com/office/drawing/2016/5/9/chartex" xmlns:cx4="http://schemas.microsoft.com/office/drawing/2016/5/10/chartex" xmlns:cx5="http://schemas.microsoft.com/office/drawing/2016/5/11/chartex" xmlns:cx6="http://schemas.microsoft.com/office/drawing/2016/5/12/chartex" xmlns:cx7="http://schemas.microsoft.com/office/drawing/2016/5/13/chartex" xmlns:cx8="http://schemas.microsoft.com/office/drawing/2016/5/14/chartex" xmlns:mc="http://schemas.openxmlformats.org/markup-compatibility/2006" xmlns:aink="http://schemas.microsoft.com/office/drawing/2016/ink" xmlns:am3d="http://schemas.microsoft.com/office/drawing/2017/model3d" xmlns:o="urn:schemas-microsoft-com:office:office" xmlns:oel="http://schemas.microsoft.com/office/2019/extlst" xmlns:r="http://schemas.openxmlformats.org/officeDocument/2006/relationships" xmlns:m="http://schemas.openxmlformats.org/officeDocument/2006/math" xmlns:v="urn:schemas-microsoft-com:vml" xmlns:wp14="http://schemas.microsoft.com/office/word/2010/wordprocessingDrawing" xmlns:wp="http://schemas.openxmlformats.org/drawingml/2006/wordprocessingDrawing" xmlns:w10="urn:schemas-microsoft-com:office:word" xmlns:w="http://schemas.openxmlformats.org/wordprocessingml/2006/main" xmlns:w14="http://schemas.microsoft.com/office/word/2010/wordml" xmlns:w15="http://schemas.microsoft.com/office/word/2012/wordml" xmlns:w16cex="http://schemas.microsoft.com/office/word/2018/wordml/cex" xmlns:w16cid="http://schemas.microsoft.com/office/word/2016/wordml/cid" xmlns:w16="http://schemas.microsoft.com/office/word/2018/wordml" xmlns:w16sdtdh="http://schemas.microsoft.com/office/word/2020/wordml/sdtdatahash" xmlns:w16se="http://schemas.microsoft.com/office/word/2015/wordml/symex" xmlns:wpg="http://schemas.microsoft.com/office/word/2010/wordprocessingGroup" xmlns:wpi="http://schemas.microsoft.com/office/word/2010/wordprocessingInk" xmlns:wne="http://schemas.microsoft.com/office/word/2006/wordml" xmlns:wps="http://schemas.microsoft.com/office/word/2010/wordprocessingShape" mc:Ignorable="w14 w15 w16se w16cid w16 w16cex w16sdtdh wp14">
+<w:footnotes xmlns:wpc="http://schemas.microsoft.com/office/word/2010/wordprocessingCanvas" xmlns:cx="http://schemas.microsoft.com/office/drawing/2014/chartex" xmlns:cx1="http://schemas.microsoft.com/office/drawing/2015/9/8/chartex" xmlns:cx2="http://schemas.microsoft.com/office/drawing/2015/10/21/chartex" xmlns:cx3="http://schemas.microsoft.com/office/drawing/2016/5/9/chartex" xmlns:cx4="http://schemas.microsoft.com/office/drawing/2016/5/10/chartex" xmlns:cx5="http://schemas.microsoft.com/office/drawing/2016/5/11/chartex" xmlns:cx6="http://schemas.microsoft.com/office/drawing/2016/5/12/chartex" xmlns:cx7="http://schemas.microsoft.com/office/drawing/2016/5/13/chartex" xmlns:cx8="http://schemas.microsoft.com/office/drawing/2016/5/14/chartex" xmlns:mc="http://schemas.openxmlformats.org/markup-compatibility/2006" xmlns:aink="http://schemas.microsoft.com/office/drawing/2016/ink" xmlns:am3d="http://schemas.microsoft.com/office/drawing/2017/model3d" xmlns:o="urn:schemas-microsoft-com:office:office" xmlns:oel="http://schemas.microsoft.com/office/2019/extlst" xmlns:r="http://schemas.openxmlformats.org/officeDocument/2006/relationships" xmlns:m="http://schemas.openxmlformats.org/officeDocument/2006/math" xmlns:v="urn:schemas-microsoft-com:vml" xmlns:wp14="http://schemas.microsoft.com/office/word/2010/wordprocessingDrawing" xmlns:wp="http://schemas.openxmlformats.org/drawingml/2006/wordprocessingDrawing" xmlns:w10="urn:schemas-microsoft-com:office:word" xmlns:w="http://schemas.openxmlformats.org/wordprocessingml/2006/main" xmlns:w14="http://schemas.microsoft.com/office/word/2010/wordml" xmlns:w15="http://schemas.microsoft.com/office/word/2012/wordml" xmlns:w16cex="http://schemas.microsoft.com/office/word/2018/wordml/cex" xmlns:w16cid="http://schemas.microsoft.com/office/word/2016/wordml/cid" xmlns:w16="http://schemas.microsoft.com/office/word/2018/wordml" xmlns:w16du="http://schemas.microsoft.com/office/word/2023/wordml/word16du" xmlns:w16sdtdh="http://schemas.microsoft.com/office/word/2020/wordml/sdtdatahash" xmlns:w16sdtfl="http://schemas.microsoft.com/office/word/2024/wordml/sdtformatlock" xmlns:w16se="http://schemas.microsoft.com/office/word/2015/wordml/symex" xmlns:wpg="http://schemas.microsoft.com/office/word/2010/wordprocessingGroup" xmlns:wpi="http://schemas.microsoft.com/office/word/2010/wordprocessingInk" xmlns:wne="http://schemas.microsoft.com/office/word/2006/wordml" xmlns:wps="http://schemas.microsoft.com/office/word/2010/wordprocessingShape" mc:Ignorable="w14 w15 w16se w16cid w16 w16cex w16sdtdh w16sdtfl w16du wp14">
   <w:footnote w:type="separator" w:id="-1">
     <w:p>
       <w:pPr>
@@ -217,7 +266,7 @@
 </file>
 
 <file path=word/header1.xml><?xml version="1.0" encoding="utf-8"?>
-<w:hdr xmlns:wpc="http://schemas.microsoft.com/office/word/2010/wordprocessingCanvas" xmlns:cx="http://schemas.microsoft.com/office/drawing/2014/chartex" xmlns:cx1="http://schemas.microsoft.com/office/drawing/2015/9/8/chartex" xmlns:cx2="http://schemas.microsoft.com/office/drawing/2015/10/21/chartex" xmlns:cx3="http://schemas.microsoft.com/office/drawing/2016/5/9/chartex" xmlns:cx4="http://schemas.microsoft.com/office/drawing/2016/5/10/chartex" xmlns:cx5="http://schemas.microsoft.com/office/drawing/2016/5/11/chartex" xmlns:cx6="http://schemas.microsoft.com/office/drawing/2016/5/12/chartex" xmlns:cx7="http://schemas.microsoft.com/office/drawing/2016/5/13/chartex" xmlns:cx8="http://schemas.microsoft.com/office/drawing/2016/5/14/chartex" xmlns:mc="http://schemas.openxmlformats.org/markup-compatibility/2006" xmlns:aink="http://schemas.microsoft.com/office/drawing/2016/ink" xmlns:am3d="http://schemas.microsoft.com/office/drawing/2017/model3d" xmlns:o="urn:schemas-microsoft-com:office:office" xmlns:oel="http://schemas.microsoft.com/office/2019/extlst" xmlns:r="http://schemas.openxmlformats.org/officeDocument/2006/relationships" xmlns:m="http://schemas.openxmlformats.org/officeDocument/2006/math" xmlns:v="urn:schemas-microsoft-com:vml" xmlns:wp14="http://schemas.microsoft.com/office/word/2010/wordprocessingDrawing" xmlns:wp="http://schemas.openxmlformats.org/drawingml/2006/wordprocessingDrawing" xmlns:w10="urn:schemas-microsoft-com:office:word" xmlns:w="http://schemas.openxmlformats.org/wordprocessingml/2006/main" xmlns:w14="http://schemas.microsoft.com/office/word/2010/wordml" xmlns:w15="http://schemas.microsoft.com/office/word/2012/wordml" xmlns:w16cex="http://schemas.microsoft.com/office/word/2018/wordml/cex" xmlns:w16cid="http://schemas.microsoft.com/office/word/2016/wordml/cid" xmlns:w16="http://schemas.microsoft.com/office/word/2018/wordml" xmlns:w16sdtdh="http://schemas.microsoft.com/office/word/2020/wordml/sdtdatahash" xmlns:w16se="http://schemas.microsoft.com/office/word/2015/wordml/symex" xmlns:wpg="http://schemas.microsoft.com/office/word/2010/wordprocessingGroup" xmlns:wpi="http://schemas.microsoft.com/office/word/2010/wordprocessingInk" xmlns:wne="http://schemas.microsoft.com/office/word/2006/wordml" xmlns:wps="http://schemas.microsoft.com/office/word/2010/wordprocessingShape" mc:Ignorable="w14 w15 w16se w16cid w16 w16cex w16sdtdh wp14">
+<w:hdr xmlns:wpc="http://schemas.microsoft.com/office/word/2010/wordprocessingCanvas" xmlns:cx="http://schemas.microsoft.com/office/drawing/2014/chartex" xmlns:cx1="http://schemas.microsoft.com/office/drawing/2015/9/8/chartex" xmlns:cx2="http://schemas.microsoft.com/office/drawing/2015/10/21/chartex" xmlns:cx3="http://schemas.microsoft.com/office/drawing/2016/5/9/chartex" xmlns:cx4="http://schemas.microsoft.com/office/drawing/2016/5/10/chartex" xmlns:cx5="http://schemas.microsoft.com/office/drawing/2016/5/11/chartex" xmlns:cx6="http://schemas.microsoft.com/office/drawing/2016/5/12/chartex" xmlns:cx7="http://schemas.microsoft.com/office/drawing/2016/5/13/chartex" xmlns:cx8="http://schemas.microsoft.com/office/drawing/2016/5/14/chartex" xmlns:mc="http://schemas.openxmlformats.org/markup-compatibility/2006" xmlns:aink="http://schemas.microsoft.com/office/drawing/2016/ink" xmlns:am3d="http://schemas.microsoft.com/office/drawing/2017/model3d" xmlns:o="urn:schemas-microsoft-com:office:office" xmlns:oel="http://schemas.microsoft.com/office/2019/extlst" xmlns:r="http://schemas.openxmlformats.org/officeDocument/2006/relationships" xmlns:m="http://schemas.openxmlformats.org/officeDocument/2006/math" xmlns:v="urn:schemas-microsoft-com:vml" xmlns:wp14="http://schemas.microsoft.com/office/word/2010/wordprocessingDrawing" xmlns:wp="http://schemas.openxmlformats.org/drawingml/2006/wordprocessingDrawing" xmlns:w10="urn:schemas-microsoft-com:office:word" xmlns:w="http://schemas.openxmlformats.org/wordprocessingml/2006/main" xmlns:w14="http://schemas.microsoft.com/office/word/2010/wordml" xmlns:w15="http://schemas.microsoft.com/office/word/2012/wordml" xmlns:w16cex="http://schemas.microsoft.com/office/word/2018/wordml/cex" xmlns:w16cid="http://schemas.microsoft.com/office/word/2016/wordml/cid" xmlns:w16="http://schemas.microsoft.com/office/word/2018/wordml" xmlns:w16du="http://schemas.microsoft.com/office/word/2023/wordml/word16du" xmlns:w16sdtdh="http://schemas.microsoft.com/office/word/2020/wordml/sdtdatahash" xmlns:w16sdtfl="http://schemas.microsoft.com/office/word/2024/wordml/sdtformatlock" xmlns:w16se="http://schemas.microsoft.com/office/word/2015/wordml/symex" xmlns:wpg="http://schemas.microsoft.com/office/word/2010/wordprocessingGroup" xmlns:wpi="http://schemas.microsoft.com/office/word/2010/wordprocessingInk" xmlns:wne="http://schemas.microsoft.com/office/word/2006/wordml" xmlns:wps="http://schemas.microsoft.com/office/word/2010/wordprocessingShape" mc:Ignorable="w14 w15 w16se w16cid w16 w16cex w16sdtdh w16sdtfl w16du wp14">
   <w:p>
     <w:pPr>
       <w:pStyle w:val="Header"/>
@@ -227,7 +276,7 @@
 </file>
 
 <file path=word/header2.xml><?xml version="1.0" encoding="utf-8"?>
-<w:hdr xmlns:wpc="http://schemas.microsoft.com/office/word/2010/wordprocessingCanvas" xmlns:cx="http://schemas.microsoft.com/office/drawing/2014/chartex" xmlns:cx1="http://schemas.microsoft.com/office/drawing/2015/9/8/chartex" xmlns:cx2="http://schemas.microsoft.com/office/drawing/2015/10/21/chartex" xmlns:cx3="http://schemas.microsoft.com/office/drawing/2016/5/9/chartex" xmlns:cx4="http://schemas.microsoft.com/office/drawing/2016/5/10/chartex" xmlns:cx5="http://schemas.microsoft.com/office/drawing/2016/5/11/chartex" xmlns:cx6="http://schemas.microsoft.com/office/drawing/2016/5/12/chartex" xmlns:cx7="http://schemas.microsoft.com/office/drawing/2016/5/13/chartex" xmlns:cx8="http://schemas.microsoft.com/office/drawing/2016/5/14/chartex" xmlns:mc="http://schemas.openxmlformats.org/markup-compatibility/2006" xmlns:aink="http://schemas.microsoft.com/office/drawing/2016/ink" xmlns:am3d="http://schemas.microsoft.com/office/drawing/2017/model3d" xmlns:o="urn:schemas-microsoft-com:office:office" xmlns:oel="http://schemas.microsoft.com/office/2019/extlst" xmlns:r="http://schemas.openxmlformats.org/officeDocument/2006/relationships" xmlns:m="http://schemas.openxmlformats.org/officeDocument/2006/math" xmlns:v="urn:schemas-microsoft-com:vml" xmlns:wp14="http://schemas.microsoft.com/office/word/2010/wordprocessingDrawing" xmlns:wp="http://schemas.openxmlformats.org/drawingml/2006/wordprocessingDrawing" xmlns:w10="urn:schemas-microsoft-com:office:word" xmlns:w="http://schemas.openxmlformats.org/wordprocessingml/2006/main" xmlns:w14="http://schemas.microsoft.com/office/word/2010/wordml" xmlns:w15="http://schemas.microsoft.com/office/word/2012/wordml" xmlns:w16cex="http://schemas.microsoft.com/office/word/2018/wordml/cex" xmlns:w16cid="http://schemas.microsoft.com/office/word/2016/wordml/cid" xmlns:w16="http://schemas.microsoft.com/office/word/2018/wordml" xmlns:w16sdtdh="http://schemas.microsoft.com/office/word/2020/wordml/sdtdatahash" xmlns:w16se="http://schemas.microsoft.com/office/word/2015/wordml/symex" xmlns:wpg="http://schemas.microsoft.com/office/word/2010/wordprocessingGroup" xmlns:wpi="http://schemas.microsoft.com/office/word/2010/wordprocessingInk" xmlns:wne="http://schemas.microsoft.com/office/word/2006/wordml" xmlns:wps="http://schemas.microsoft.com/office/word/2010/wordprocessingShape" mc:Ignorable="w14 w15 w16se w16cid w16 w16cex w16sdtdh wp14">
+<w:hdr xmlns:wpc="http://schemas.microsoft.com/office/word/2010/wordprocessingCanvas" xmlns:cx="http://schemas.microsoft.com/office/drawing/2014/chartex" xmlns:cx1="http://schemas.microsoft.com/office/drawing/2015/9/8/chartex" xmlns:cx2="http://schemas.microsoft.com/office/drawing/2015/10/21/chartex" xmlns:cx3="http://schemas.microsoft.com/office/drawing/2016/5/9/chartex" xmlns:cx4="http://schemas.microsoft.com/office/drawing/2016/5/10/chartex" xmlns:cx5="http://schemas.microsoft.com/office/drawing/2016/5/11/chartex" xmlns:cx6="http://schemas.microsoft.com/office/drawing/2016/5/12/chartex" xmlns:cx7="http://schemas.microsoft.com/office/drawing/2016/5/13/chartex" xmlns:cx8="http://schemas.microsoft.com/office/drawing/2016/5/14/chartex" xmlns:mc="http://schemas.openxmlformats.org/markup-compatibility/2006" xmlns:aink="http://schemas.microsoft.com/office/drawing/2016/ink" xmlns:am3d="http://schemas.microsoft.com/office/drawing/2017/model3d" xmlns:o="urn:schemas-microsoft-com:office:office" xmlns:oel="http://schemas.microsoft.com/office/2019/extlst" xmlns:r="http://schemas.openxmlformats.org/officeDocument/2006/relationships" xmlns:m="http://schemas.openxmlformats.org/officeDocument/2006/math" xmlns:v="urn:schemas-microsoft-com:vml" xmlns:wp14="http://schemas.microsoft.com/office/word/2010/wordprocessingDrawing" xmlns:wp="http://schemas.openxmlformats.org/drawingml/2006/wordprocessingDrawing" xmlns:w10="urn:schemas-microsoft-com:office:word" xmlns:w="http://schemas.openxmlformats.org/wordprocessingml/2006/main" xmlns:w14="http://schemas.microsoft.com/office/word/2010/wordml" xmlns:w15="http://schemas.microsoft.com/office/word/2012/wordml" xmlns:w16cex="http://schemas.microsoft.com/office/word/2018/wordml/cex" xmlns:w16cid="http://schemas.microsoft.com/office/word/2016/wordml/cid" xmlns:w16="http://schemas.microsoft.com/office/word/2018/wordml" xmlns:w16du="http://schemas.microsoft.com/office/word/2023/wordml/word16du" xmlns:w16sdtdh="http://schemas.microsoft.com/office/word/2020/wordml/sdtdatahash" xmlns:w16sdtfl="http://schemas.microsoft.com/office/word/2024/wordml/sdtformatlock" xmlns:w16se="http://schemas.microsoft.com/office/word/2015/wordml/symex" xmlns:wpg="http://schemas.microsoft.com/office/word/2010/wordprocessingGroup" xmlns:wpi="http://schemas.microsoft.com/office/word/2010/wordprocessingInk" xmlns:wne="http://schemas.microsoft.com/office/word/2006/wordml" xmlns:wps="http://schemas.microsoft.com/office/word/2010/wordprocessingShape" mc:Ignorable="w14 w15 w16se w16cid w16 w16cex w16sdtdh w16sdtfl w16du wp14">
   <w:p>
     <w:pPr>
       <w:pStyle w:val="Header"/>
@@ -238,7 +287,7 @@
 </file>
 
 <file path=word/header3.xml><?xml version="1.0" encoding="utf-8"?>
-<w:hdr xmlns:wpc="http://schemas.microsoft.com/office/word/2010/wordprocessingCanvas" xmlns:cx="http://schemas.microsoft.com/office/drawing/2014/chartex" xmlns:cx1="http://schemas.microsoft.com/office/drawing/2015/9/8/chartex" xmlns:cx2="http://schemas.microsoft.com/office/drawing/2015/10/21/chartex" xmlns:cx3="http://schemas.microsoft.com/office/drawing/2016/5/9/chartex" xmlns:cx4="http://schemas.microsoft.com/office/drawing/2016/5/10/chartex" xmlns:cx5="http://schemas.microsoft.com/office/drawing/2016/5/11/chartex" xmlns:cx6="http://schemas.microsoft.com/office/drawing/2016/5/12/chartex" xmlns:cx7="http://schemas.microsoft.com/office/drawing/2016/5/13/chartex" xmlns:cx8="http://schemas.microsoft.com/office/drawing/2016/5/14/chartex" xmlns:mc="http://schemas.openxmlformats.org/markup-compatibility/2006" xmlns:aink="http://schemas.microsoft.com/office/drawing/2016/ink" xmlns:am3d="http://schemas.microsoft.com/office/drawing/2017/model3d" xmlns:o="urn:schemas-microsoft-com:office:office" xmlns:oel="http://schemas.microsoft.com/office/2019/extlst" xmlns:r="http://schemas.openxmlformats.org/officeDocument/2006/relationships" xmlns:m="http://schemas.openxmlformats.org/officeDocument/2006/math" xmlns:v="urn:schemas-microsoft-com:vml" xmlns:wp14="http://schemas.microsoft.com/office/word/2010/wordprocessingDrawing" xmlns:wp="http://schemas.openxmlformats.org/drawingml/2006/wordprocessingDrawing" xmlns:w10="urn:schemas-microsoft-com:office:word" xmlns:w="http://schemas.openxmlformats.org/wordprocessingml/2006/main" xmlns:w14="http://schemas.microsoft.com/office/word/2010/wordml" xmlns:w15="http://schemas.microsoft.com/office/word/2012/wordml" xmlns:w16cex="http://schemas.microsoft.com/office/word/2018/wordml/cex" xmlns:w16cid="http://schemas.microsoft.com/office/word/2016/wordml/cid" xmlns:w16="http://schemas.microsoft.com/office/word/2018/wordml" xmlns:w16sdtdh="http://schemas.microsoft.com/office/word/2020/wordml/sdtdatahash" xmlns:w16se="http://schemas.microsoft.com/office/word/2015/wordml/symex" xmlns:wpg="http://schemas.microsoft.com/office/word/2010/wordprocessingGroup" xmlns:wpi="http://schemas.microsoft.com/office/word/2010/wordprocessingInk" xmlns:wne="http://schemas.microsoft.com/office/word/2006/wordml" xmlns:wps="http://schemas.microsoft.com/office/word/2010/wordprocessingShape" mc:Ignorable="w14 w15 w16se w16cid w16 w16cex w16sdtdh wp14">
+<w:hdr xmlns:wpc="http://schemas.microsoft.com/office/word/2010/wordprocessingCanvas" xmlns:cx="http://schemas.microsoft.com/office/drawing/2014/chartex" xmlns:cx1="http://schemas.microsoft.com/office/drawing/2015/9/8/chartex" xmlns:cx2="http://schemas.microsoft.com/office/drawing/2015/10/21/chartex" xmlns:cx3="http://schemas.microsoft.com/office/drawing/2016/5/9/chartex" xmlns:cx4="http://schemas.microsoft.com/office/drawing/2016/5/10/chartex" xmlns:cx5="http://schemas.microsoft.com/office/drawing/2016/5/11/chartex" xmlns:cx6="http://schemas.microsoft.com/office/drawing/2016/5/12/chartex" xmlns:cx7="http://schemas.microsoft.com/office/drawing/2016/5/13/chartex" xmlns:cx8="http://schemas.microsoft.com/office/drawing/2016/5/14/chartex" xmlns:mc="http://schemas.openxmlformats.org/markup-compatibility/2006" xmlns:aink="http://schemas.microsoft.com/office/drawing/2016/ink" xmlns:am3d="http://schemas.microsoft.com/office/drawing/2017/model3d" xmlns:o="urn:schemas-microsoft-com:office:office" xmlns:oel="http://schemas.microsoft.com/office/2019/extlst" xmlns:r="http://schemas.openxmlformats.org/officeDocument/2006/relationships" xmlns:m="http://schemas.openxmlformats.org/officeDocument/2006/math" xmlns:v="urn:schemas-microsoft-com:vml" xmlns:wp14="http://schemas.microsoft.com/office/word/2010/wordprocessingDrawing" xmlns:wp="http://schemas.openxmlformats.org/drawingml/2006/wordprocessingDrawing" xmlns:w10="urn:schemas-microsoft-com:office:word" xmlns:w="http://schemas.openxmlformats.org/wordprocessingml/2006/main" xmlns:w14="http://schemas.microsoft.com/office/word/2010/wordml" xmlns:w15="http://schemas.microsoft.com/office/word/2012/wordml" xmlns:w16cex="http://schemas.microsoft.com/office/word/2018/wordml/cex" xmlns:w16cid="http://schemas.microsoft.com/office/word/2016/wordml/cid" xmlns:w16="http://schemas.microsoft.com/office/word/2018/wordml" xmlns:w16du="http://schemas.microsoft.com/office/word/2023/wordml/word16du" xmlns:w16sdtdh="http://schemas.microsoft.com/office/word/2020/wordml/sdtdatahash" xmlns:w16sdtfl="http://schemas.microsoft.com/office/word/2024/wordml/sdtformatlock" xmlns:w16se="http://schemas.microsoft.com/office/word/2015/wordml/symex" xmlns:wpg="http://schemas.microsoft.com/office/word/2010/wordprocessingGroup" xmlns:wpi="http://schemas.microsoft.com/office/word/2010/wordprocessingInk" xmlns:wne="http://schemas.microsoft.com/office/word/2006/wordml" xmlns:wps="http://schemas.microsoft.com/office/word/2010/wordprocessingShape" mc:Ignorable="w14 w15 w16se w16cid w16 w16cex w16sdtdh w16sdtfl w16du wp14">
   <w:p>
     <w:pPr>
       <w:pStyle w:val="Header"/>
@@ -247,7 +296,7 @@
     <w:r>
       <w:tab/>
       <w:tab/>
-      <w:t>2026-06-17</w:t>
+      <w:t>2026-06-18</w:t>
       <w:br/>
       <w:br/>
     </w:r>
@@ -260,7 +309,7 @@
 </file>
 
 <file path=word/numbering.xml><?xml version="1.0" encoding="utf-8"?>
-<w:numbering xmlns:wpc="http://schemas.microsoft.com/office/word/2010/wordprocessingCanvas" xmlns:cx="http://schemas.microsoft.com/office/drawing/2014/chartex" xmlns:cx1="http://schemas.microsoft.com/office/drawing/2015/9/8/chartex" xmlns:cx2="http://schemas.microsoft.com/office/drawing/2015/10/21/chartex" xmlns:cx3="http://schemas.microsoft.com/office/drawing/2016/5/9/chartex" xmlns:cx4="http://schemas.microsoft.com/office/drawing/2016/5/10/chartex" xmlns:cx5="http://schemas.microsoft.com/office/drawing/2016/5/11/chartex" xmlns:cx6="http://schemas.microsoft.com/office/drawing/2016/5/12/chartex" xmlns:cx7="http://schemas.microsoft.com/office/drawing/2016/5/13/chartex" xmlns:cx8="http://schemas.microsoft.com/office/drawing/2016/5/14/chartex" xmlns:mc="http://schemas.openxmlformats.org/markup-compatibility/2006" xmlns:aink="http://schemas.microsoft.com/office/drawing/2016/ink" xmlns:am3d="http://schemas.microsoft.com/office/drawing/2017/model3d" xmlns:o="urn:schemas-microsoft-com:office:office" xmlns:oel="http://schemas.microsoft.com/office/2019/extlst" xmlns:r="http://schemas.openxmlformats.org/officeDocument/2006/relationships" xmlns:m="http://schemas.openxmlformats.org/officeDocument/2006/math" xmlns:v="urn:schemas-microsoft-com:vml" xmlns:wp14="http://schemas.microsoft.com/office/word/2010/wordprocessingDrawing" xmlns:wp="http://schemas.openxmlformats.org/drawingml/2006/wordprocessingDrawing" xmlns:w10="urn:schemas-microsoft-com:office:word" xmlns:w="http://schemas.openxmlformats.org/wordprocessingml/2006/main" xmlns:w14="http://schemas.microsoft.com/office/word/2010/wordml" xmlns:w15="http://schemas.microsoft.com/office/word/2012/wordml" xmlns:w16cex="http://schemas.microsoft.com/office/word/2018/wordml/cex" xmlns:w16cid="http://schemas.microsoft.com/office/word/2016/wordml/cid" xmlns:w16="http://schemas.microsoft.com/office/word/2018/wordml" xmlns:w16sdtdh="http://schemas.microsoft.com/office/word/2020/wordml/sdtdatahash" xmlns:w16se="http://schemas.microsoft.com/office/word/2015/wordml/symex" xmlns:wpg="http://schemas.microsoft.com/office/word/2010/wordprocessingGroup" xmlns:wpi="http://schemas.microsoft.com/office/word/2010/wordprocessingInk" xmlns:wne="http://schemas.microsoft.com/office/word/2006/wordml" xmlns:wps="http://schemas.microsoft.com/office/word/2010/wordprocessingShape" mc:Ignorable="w14 w15 w16se w16cid w16 w16cex w16sdtdh wp14">
+<w:numbering xmlns:wpc="http://schemas.microsoft.com/office/word/2010/wordprocessingCanvas" xmlns:cx="http://schemas.microsoft.com/office/drawing/2014/chartex" xmlns:cx1="http://schemas.microsoft.com/office/drawing/2015/9/8/chartex" xmlns:cx2="http://schemas.microsoft.com/office/drawing/2015/10/21/chartex" xmlns:cx3="http://schemas.microsoft.com/office/drawing/2016/5/9/chartex" xmlns:cx4="http://schemas.microsoft.com/office/drawing/2016/5/10/chartex" xmlns:cx5="http://schemas.microsoft.com/office/drawing/2016/5/11/chartex" xmlns:cx6="http://schemas.microsoft.com/office/drawing/2016/5/12/chartex" xmlns:cx7="http://schemas.microsoft.com/office/drawing/2016/5/13/chartex" xmlns:cx8="http://schemas.microsoft.com/office/drawing/2016/5/14/chartex" xmlns:mc="http://schemas.openxmlformats.org/markup-compatibility/2006" xmlns:aink="http://schemas.microsoft.com/office/drawing/2016/ink" xmlns:am3d="http://schemas.microsoft.com/office/drawing/2017/model3d" xmlns:o="urn:schemas-microsoft-com:office:office" xmlns:oel="http://schemas.microsoft.com/office/2019/extlst" xmlns:r="http://schemas.openxmlformats.org/officeDocument/2006/relationships" xmlns:m="http://schemas.openxmlformats.org/officeDocument/2006/math" xmlns:v="urn:schemas-microsoft-com:vml" xmlns:wp14="http://schemas.microsoft.com/office/word/2010/wordprocessingDrawing" xmlns:wp="http://schemas.openxmlformats.org/drawingml/2006/wordprocessingDrawing" xmlns:w10="urn:schemas-microsoft-com:office:word" xmlns:w="http://schemas.openxmlformats.org/wordprocessingml/2006/main" xmlns:w14="http://schemas.microsoft.com/office/word/2010/wordml" xmlns:w15="http://schemas.microsoft.com/office/word/2012/wordml" xmlns:w16cex="http://schemas.microsoft.com/office/word/2018/wordml/cex" xmlns:w16cid="http://schemas.microsoft.com/office/word/2016/wordml/cid" xmlns:w16="http://schemas.microsoft.com/office/word/2018/wordml" xmlns:w16du="http://schemas.microsoft.com/office/word/2023/wordml/word16du" xmlns:w16sdtdh="http://schemas.microsoft.com/office/word/2020/wordml/sdtdatahash" xmlns:w16sdtfl="http://schemas.microsoft.com/office/word/2024/wordml/sdtformatlock" xmlns:w16se="http://schemas.microsoft.com/office/word/2015/wordml/symex" xmlns:wpg="http://schemas.microsoft.com/office/word/2010/wordprocessingGroup" xmlns:wpi="http://schemas.microsoft.com/office/word/2010/wordprocessingInk" xmlns:wne="http://schemas.microsoft.com/office/word/2006/wordml" xmlns:wps="http://schemas.microsoft.com/office/word/2010/wordprocessingShape" mc:Ignorable="w14 w15 w16se w16cid w16 w16cex w16sdtdh w16sdtfl w16du wp14">
   <w:abstractNum w:abstractNumId="0" w15:restartNumberingAfterBreak="0">
     <w:nsid w:val="FFFFFF7C"/>
     <w:multiLevelType w:val="singleLevel"/>
@@ -463,7 +512,7 @@
 </file>
 
 <file path=word/styles.xml><?xml version="1.0" encoding="utf-8"?>
-<w:styles xmlns:mc="http://schemas.openxmlformats.org/markup-compatibility/2006" xmlns:r="http://schemas.openxmlformats.org/officeDocument/2006/relationships" xmlns:w="http://schemas.openxmlformats.org/wordprocessingml/2006/main" xmlns:w14="http://schemas.microsoft.com/office/word/2010/wordml" xmlns:w15="http://schemas.microsoft.com/office/word/2012/wordml" xmlns:w16cex="http://schemas.microsoft.com/office/word/2018/wordml/cex" xmlns:w16cid="http://schemas.microsoft.com/office/word/2016/wordml/cid" xmlns:w16="http://schemas.microsoft.com/office/word/2018/wordml" xmlns:w16sdtdh="http://schemas.microsoft.com/office/word/2020/wordml/sdtdatahash" xmlns:w16se="http://schemas.microsoft.com/office/word/2015/wordml/symex" mc:Ignorable="w14 w15 w16se w16cid w16 w16cex w16sdtdh">
+<w:styles xmlns:mc="http://schemas.openxmlformats.org/markup-compatibility/2006" xmlns:r="http://schemas.openxmlformats.org/officeDocument/2006/relationships" xmlns:w="http://schemas.openxmlformats.org/wordprocessingml/2006/main" xmlns:w14="http://schemas.microsoft.com/office/word/2010/wordml" xmlns:w15="http://schemas.microsoft.com/office/word/2012/wordml" xmlns:w16cex="http://schemas.microsoft.com/office/word/2018/wordml/cex" xmlns:w16cid="http://schemas.microsoft.com/office/word/2016/wordml/cid" xmlns:w16="http://schemas.microsoft.com/office/word/2018/wordml" xmlns:w16du="http://schemas.microsoft.com/office/word/2023/wordml/word16du" xmlns:w16sdtdh="http://schemas.microsoft.com/office/word/2020/wordml/sdtdatahash" xmlns:w16sdtfl="http://schemas.microsoft.com/office/word/2024/wordml/sdtformatlock" xmlns:w16se="http://schemas.microsoft.com/office/word/2015/wordml/symex" mc:Ignorable="w14 w15 w16se w16cid w16 w16cex w16sdtdh w16sdtfl w16du">
   <w:docDefaults>
     <w:rPrDefault>
       <w:rPr>
@@ -1221,7 +1270,7 @@
     <w:link w:val="TitleChar"/>
     <w:uiPriority w:val="10"/>
     <w:qFormat/>
-    <w:rsid w:val="007106C8"/>
+    <w:rsid w:val="00E854FA"/>
     <w:pPr>
       <w:spacing w:after="300" w:line="240" w:lineRule="auto"/>
       <w:contextualSpacing/>
@@ -1231,7 +1280,7 @@
       <w:rFonts w:eastAsiaTheme="majorEastAsia" w:cstheme="majorBidi"/>
       <w:spacing w:val="5"/>
       <w:kern w:val="28"/>
-      <w:sz w:val="52"/>
+      <w:sz w:val="40"/>
       <w:szCs w:val="52"/>
       <w:lang w:val="sv-SE" w:eastAsia="en-US" w:bidi="ar-SA"/>
     </w:rPr>
@@ -1241,12 +1290,12 @@
     <w:basedOn w:val="DefaultParagraphFont"/>
     <w:link w:val="Title"/>
     <w:uiPriority w:val="10"/>
-    <w:rsid w:val="007106C8"/>
+    <w:rsid w:val="00E854FA"/>
     <w:rPr>
       <w:rFonts w:ascii="Times New Roman" w:eastAsiaTheme="majorEastAsia" w:hAnsi="Times New Roman" w:cstheme="majorBidi"/>
       <w:spacing w:val="5"/>
       <w:kern w:val="28"/>
-      <w:sz w:val="52"/>
+      <w:sz w:val="40"/>
       <w:szCs w:val="52"/>
       <w:lang w:val="sv-SE" w:eastAsia="en-US" w:bidi="ar-SA"/>
     </w:rPr>

--- a/tillsyn/A 63596-2021 tillsynsbegäran.docx
+++ b/tillsyn/A 63596-2021 tillsynsbegäran.docx
@@ -296,7 +296,7 @@
     <w:r>
       <w:tab/>
       <w:tab/>
-      <w:t>2026-06-18</w:t>
+      <w:t>2026-06-19</w:t>
       <w:br/>
       <w:br/>
     </w:r>

--- a/tillsyn/A 63596-2021 tillsynsbegäran.docx
+++ b/tillsyn/A 63596-2021 tillsynsbegäran.docx
@@ -296,7 +296,7 @@
     <w:r>
       <w:tab/>
       <w:tab/>
-      <w:t>2026-06-19</w:t>
+      <w:t>2026-06-20</w:t>
       <w:br/>
       <w:br/>
     </w:r>

--- a/tillsyn/A 63596-2021 tillsynsbegäran.docx
+++ b/tillsyn/A 63596-2021 tillsynsbegäran.docx
@@ -12,10 +12,7 @@
     </w:p>
     <w:p>
       <w:r>
-        <w:t>Detta dokument behandlar höga naturvärden i avverkningsanmälan A 63596-2021 i Härryda kommun som inkom 2021-11-08 och omfattar 0,7 ha.</w:t>
-      </w:r>
-      <w:r>
-        <w:t xml:space="preserve"> I Figur 1 visas fyndplatser för naturvårdsarter i området, som finns registrerade på Artportalen.</w:t>
+        <w:t>Denna tillsynsbegäran behandlar höga naturvärden i avverkningsanmälan A 63596-2021 i Härryda kommun som inkom 2021-11-08 och omfattar 0,7 ha.</w:t>
       </w:r>
     </w:p>
     <w:p>
@@ -63,7 +60,20 @@
         <w:spacing w:after="240"/>
       </w:pPr>
       <w:r>
-        <w:t>Figur 1. Fyndplatser för naturvårdsarter i och inom 8 meter från avverkningsanmälan (röd linje). Inom parentes anges rödlistekategorier, S för signalarter, Tför typiska arter och fridlysningsparagrafer i artskyddsförordningen.Markörer utan svart kant är placerade på fyndplatsen. Markörer med svart kant är placerade vid sidan av fyndplatsen och har ett svart streck som visar fyndplatsens exakta position. Kartans mittpunktskoordinat är N 6391862, E 338280 i SWEREF 99 TM.</w:t>
+        <w:t>Figur 1. Fyndplatser för naturvårdsarter i och inom 8 meter från avverkningsanmälan. Markörer utan svart kant är placerade på fyndplatsen. Markörer med svart kant är placerade vid sidan av fyndplatsen har ett svart streck som visar fyndplatsens exakta position. Kartans mittpunktskoordinat är N 6391862, E 338280 i SWEREF 99 TM.</w:t>
+      </w:r>
+    </w:p>
+    <w:p>
+      <w:r>
+        <w:t>I och inom 8 meter från avverkningsanmälan finns fynd av 3 naturvårdsarter, varav 1 är rödlistad, 2 är typiska (T) och 2 är signalarter (S): stubbtrådmossa (NT), flagellkvastmossa (S, T) och kornknutmossa (S, T). Se Figur 1.</w:t>
+      </w:r>
+    </w:p>
+    <w:p>
+      <w:pPr>
+        <w:pStyle w:val="Heading1"/>
+      </w:pPr>
+      <w:r>
+        <w:t>Tillsynsbegäran</w:t>
       </w:r>
     </w:p>
     <w:p>
@@ -77,26 +87,27 @@
       </w:r>
     </w:p>
     <w:p>
-      <w:r>
-        <w:t>Nedan beskrivs fynd av naturvårdsarter som gjorts i det avverkningsanmälda området.</w:t>
-      </w:r>
-    </w:p>
-    <w:p>
       <w:pPr>
         <w:pStyle w:val="Heading1"/>
       </w:pPr>
       <w:r>
-        <w:t>Naturvårdsarter</w:t>
+        <w:t>Naturvårdsarter och fridlysta arter</w:t>
       </w:r>
     </w:p>
     <w:p>
       <w:r>
-        <w:t>I och inom 8 meter från avverkningsanmälan har följande 3 naturvårdsarter hittats: stubbtrådmossa (NT), flagellkvastmossa (S, T) och kornknutmossa (S, T). Av dessa är 1 rödlistade. För rödlistade arter har rödlistekategorin angivits inom parentes. Arter som är signalarter enligt Skogsstyrelsen har markerats med (S). Typiska arter inom Natura 2000 som är kopplade till skogsekosystem har markerats med (T).</w:t>
+        <w:t>Nedan följer beskrivningar av de naturvårdsarter och fridlysta arter som har sina livsmiljöer och växtplatser i den avverkningsanmälda skogen. De påträffade naturvårdsarterna är ett tydligt kvitto på att det rör sig om en skog med höga naturvärden.</w:t>
       </w:r>
     </w:p>
     <w:p>
       <w:r>
-        <w:t>De påträffade naturvårdsarterna är ett tydligt kvitto på att det rör sig om en skog med höga naturvärden.</w:t>
+        <w:rPr>
+          <w:b/>
+        </w:rPr>
+        <w:t>Stubbtrådmossa (NT)</w:t>
+      </w:r>
+      <w:r>
+        <w:t xml:space="preserve"> är en bladlevermossa som växer uteslutande på murken ved gärna tillsammans med vedsäckmossa (VU) i fuktig barrskog och arten har sin tyngdpunkt i södra och mellersta Sverige. Genom att arten inte klarar kalavverkning, till stor del fortfarande finns mest i produktionsskog med lång trädkontinuitet gör avverkningar av denna typ av skog att artens population kommer att fortsätta att minska. Alla skogsskötselåtgärder på eller i omedelbar närhet av artens lokaler utgör ett hot. Aktuella lokaler bör undantas från rationell skogsskötsel. För att klara arten på sikt måste mängden död ved i landets granskogar öka väsentligt (SLU Artdatabanken, 2026).</w:t>
       </w:r>
     </w:p>
     <w:p>
@@ -157,17 +168,6 @@
         <w:t xml:space="preserve"> (SLU Artdatabanken, 2024; Nitare &amp; Skogsstyrelsen, 2019).</w:t>
       </w:r>
     </w:p>
-    <w:p>
-      <w:r>
-        <w:rPr>
-          <w:b/>
-        </w:rPr>
-        <w:t>Stubbtrådmossa (NT)</w:t>
-      </w:r>
-      <w:r>
-        <w:t xml:space="preserve"> är en bladlevermossa som växer uteslutande på murken ved gärna tillsammans med vedsäckmossa (VU) i fuktig barrskog och arten har sin tyngdpunkt i södra och mellersta Sverige. Genom att arten inte klarar kalavverkning, till stor del fortfarande finns mest i produktionsskog med lång trädkontinuitet gör avverkningar av denna typ av skog att artens population kommer att fortsätta att minska. Alla skogsskötselåtgärder på eller i omedelbar närhet av artens lokaler utgör ett hot. Aktuella lokaler bör undantas från rationell skogsskötsel. För att klara arten på sikt måste mängden död ved i landets granskogar öka väsentligt (SLU Artdatabanken, 2026).</w:t>
-      </w:r>
-    </w:p>
     <w:sectPr>
       <w:headerReference w:type="even" r:id="rId8"/>
       <w:headerReference w:type="default" r:id="rId9"/>
@@ -296,7 +296,7 @@
     <w:r>
       <w:tab/>
       <w:tab/>
-      <w:t>2026-06-20</w:t>
+      <w:t>2026-06-21</w:t>
       <w:br/>
       <w:br/>
     </w:r>

--- a/tillsyn/A 63596-2021 tillsynsbegäran.docx
+++ b/tillsyn/A 63596-2021 tillsynsbegäran.docx
@@ -296,7 +296,7 @@
     <w:r>
       <w:tab/>
       <w:tab/>
-      <w:t>2026-06-21</w:t>
+      <w:t>2026-06-22</w:t>
       <w:br/>
       <w:br/>
     </w:r>

--- a/tillsyn/A 63596-2021 tillsynsbegäran.docx
+++ b/tillsyn/A 63596-2021 tillsynsbegäran.docx
@@ -296,7 +296,7 @@
     <w:r>
       <w:tab/>
       <w:tab/>
-      <w:t>2026-06-22</w:t>
+      <w:t>2026-06-23</w:t>
       <w:br/>
       <w:br/>
     </w:r>

--- a/tillsyn/A 63596-2021 tillsynsbegäran.docx
+++ b/tillsyn/A 63596-2021 tillsynsbegäran.docx
@@ -296,7 +296,7 @@
     <w:r>
       <w:tab/>
       <w:tab/>
-      <w:t>2026-06-23</w:t>
+      <w:t>2026-06-24</w:t>
       <w:br/>
       <w:br/>
     </w:r>

--- a/tillsyn/A 63596-2021 tillsynsbegäran.docx
+++ b/tillsyn/A 63596-2021 tillsynsbegäran.docx
@@ -296,7 +296,7 @@
     <w:r>
       <w:tab/>
       <w:tab/>
-      <w:t>2026-06-24</w:t>
+      <w:t>2026-06-25</w:t>
       <w:br/>
       <w:br/>
     </w:r>

--- a/tillsyn/A 63596-2021 tillsynsbegäran.docx
+++ b/tillsyn/A 63596-2021 tillsynsbegäran.docx
@@ -296,7 +296,7 @@
     <w:r>
       <w:tab/>
       <w:tab/>
-      <w:t>2026-06-25</w:t>
+      <w:t>2026-06-26</w:t>
       <w:br/>
       <w:br/>
     </w:r>

--- a/tillsyn/A 63596-2021 tillsynsbegäran.docx
+++ b/tillsyn/A 63596-2021 tillsynsbegäran.docx
@@ -296,7 +296,7 @@
     <w:r>
       <w:tab/>
       <w:tab/>
-      <w:t>2026-06-26</w:t>
+      <w:t>2026-06-27</w:t>
       <w:br/>
       <w:br/>
     </w:r>

--- a/tillsyn/A 63596-2021 tillsynsbegäran.docx
+++ b/tillsyn/A 63596-2021 tillsynsbegäran.docx
@@ -296,7 +296,7 @@
     <w:r>
       <w:tab/>
       <w:tab/>
-      <w:t>2026-06-27</w:t>
+      <w:t>2026-06-28</w:t>
       <w:br/>
       <w:br/>
     </w:r>

--- a/tillsyn/A 63596-2021 tillsynsbegäran.docx
+++ b/tillsyn/A 63596-2021 tillsynsbegäran.docx
@@ -296,7 +296,7 @@
     <w:r>
       <w:tab/>
       <w:tab/>
-      <w:t>2026-06-28</w:t>
+      <w:t>2026-06-29</w:t>
       <w:br/>
       <w:br/>
     </w:r>

--- a/tillsyn/A 63596-2021 tillsynsbegäran.docx
+++ b/tillsyn/A 63596-2021 tillsynsbegäran.docx
@@ -296,7 +296,7 @@
     <w:r>
       <w:tab/>
       <w:tab/>
-      <w:t>2026-06-29</w:t>
+      <w:t>2026-06-30</w:t>
       <w:br/>
       <w:br/>
     </w:r>

--- a/tillsyn/A 63596-2021 tillsynsbegäran.docx
+++ b/tillsyn/A 63596-2021 tillsynsbegäran.docx
@@ -296,7 +296,7 @@
     <w:r>
       <w:tab/>
       <w:tab/>
-      <w:t>2026-06-30</w:t>
+      <w:t>2026-07-01</w:t>
       <w:br/>
       <w:br/>
     </w:r>

--- a/tillsyn/A 63596-2021 tillsynsbegäran.docx
+++ b/tillsyn/A 63596-2021 tillsynsbegäran.docx
@@ -296,7 +296,7 @@
     <w:r>
       <w:tab/>
       <w:tab/>
-      <w:t>2026-07-01</w:t>
+      <w:t>2026-07-02</w:t>
       <w:br/>
       <w:br/>
     </w:r>

--- a/tillsyn/A 63596-2021 tillsynsbegäran.docx
+++ b/tillsyn/A 63596-2021 tillsynsbegäran.docx
@@ -296,7 +296,7 @@
     <w:r>
       <w:tab/>
       <w:tab/>
-      <w:t>2026-07-13</w:t>
+      <w:t>2026-07-14</w:t>
       <w:br/>
       <w:br/>
     </w:r>

--- a/tillsyn/A 63596-2021 tillsynsbegäran.docx
+++ b/tillsyn/A 63596-2021 tillsynsbegäran.docx
@@ -296,7 +296,7 @@
     <w:r>
       <w:tab/>
       <w:tab/>
-      <w:t>2026-07-14</w:t>
+      <w:t>2026-07-15</w:t>
       <w:br/>
       <w:br/>
     </w:r>

--- a/tillsyn/A 63596-2021 tillsynsbegäran.docx
+++ b/tillsyn/A 63596-2021 tillsynsbegäran.docx
@@ -296,7 +296,7 @@
     <w:r>
       <w:tab/>
       <w:tab/>
-      <w:t>2026-07-15</w:t>
+      <w:t>2026-07-16</w:t>
       <w:br/>
       <w:br/>
     </w:r>

--- a/tillsyn/A 63596-2021 tillsynsbegäran.docx
+++ b/tillsyn/A 63596-2021 tillsynsbegäran.docx
@@ -296,7 +296,7 @@
     <w:r>
       <w:tab/>
       <w:tab/>
-      <w:t>2026-07-16</w:t>
+      <w:t>2026-07-17</w:t>
       <w:br/>
       <w:br/>
     </w:r>

--- a/tillsyn/A 63596-2021 tillsynsbegäran.docx
+++ b/tillsyn/A 63596-2021 tillsynsbegäran.docx
@@ -296,7 +296,7 @@
     <w:r>
       <w:tab/>
       <w:tab/>
-      <w:t>2026-07-17</w:t>
+      <w:t>2026-07-18</w:t>
       <w:br/>
       <w:br/>
     </w:r>

--- a/tillsyn/A 63596-2021 tillsynsbegäran.docx
+++ b/tillsyn/A 63596-2021 tillsynsbegäran.docx
@@ -296,7 +296,7 @@
     <w:r>
       <w:tab/>
       <w:tab/>
-      <w:t>2026-07-18</w:t>
+      <w:t>2026-07-19</w:t>
       <w:br/>
       <w:br/>
     </w:r>

--- a/tillsyn/A 63596-2021 tillsynsbegäran.docx
+++ b/tillsyn/A 63596-2021 tillsynsbegäran.docx
@@ -296,7 +296,7 @@
     <w:r>
       <w:tab/>
       <w:tab/>
-      <w:t>2026-07-19</w:t>
+      <w:t>2026-07-20</w:t>
       <w:br/>
       <w:br/>
     </w:r>

--- a/tillsyn/A 63596-2021 tillsynsbegäran.docx
+++ b/tillsyn/A 63596-2021 tillsynsbegäran.docx
@@ -296,7 +296,7 @@
     <w:r>
       <w:tab/>
       <w:tab/>
-      <w:t>2026-07-20</w:t>
+      <w:t>2026-07-21</w:t>
       <w:br/>
       <w:br/>
     </w:r>

--- a/tillsyn/A 63596-2021 tillsynsbegäran.docx
+++ b/tillsyn/A 63596-2021 tillsynsbegäran.docx
@@ -296,7 +296,7 @@
     <w:r>
       <w:tab/>
       <w:tab/>
-      <w:t>2026-07-21</w:t>
+      <w:t>2026-07-22</w:t>
       <w:br/>
       <w:br/>
     </w:r>

--- a/tillsyn/A 63596-2021 tillsynsbegäran.docx
+++ b/tillsyn/A 63596-2021 tillsynsbegäran.docx
@@ -296,7 +296,7 @@
     <w:r>
       <w:tab/>
       <w:tab/>
-      <w:t>2026-07-22</w:t>
+      <w:t>2026-07-23</w:t>
       <w:br/>
       <w:br/>
     </w:r>

--- a/tillsyn/A 63596-2021 tillsynsbegäran.docx
+++ b/tillsyn/A 63596-2021 tillsynsbegäran.docx
@@ -296,7 +296,7 @@
     <w:r>
       <w:tab/>
       <w:tab/>
-      <w:t>2026-07-23</w:t>
+      <w:t>2026-07-24</w:t>
       <w:br/>
       <w:br/>
     </w:r>

--- a/tillsyn/A 63596-2021 tillsynsbegäran.docx
+++ b/tillsyn/A 63596-2021 tillsynsbegäran.docx
@@ -296,7 +296,7 @@
     <w:r>
       <w:tab/>
       <w:tab/>
-      <w:t>2026-07-24</w:t>
+      <w:t>2026-07-25</w:t>
       <w:br/>
       <w:br/>
     </w:r>

--- a/tillsyn/A 63596-2021 tillsynsbegäran.docx
+++ b/tillsyn/A 63596-2021 tillsynsbegäran.docx
@@ -296,7 +296,7 @@
     <w:r>
       <w:tab/>
       <w:tab/>
-      <w:t>2026-07-25</w:t>
+      <w:t>2026-07-26</w:t>
       <w:br/>
       <w:br/>
     </w:r>

--- a/tillsyn/A 63596-2021 tillsynsbegäran.docx
+++ b/tillsyn/A 63596-2021 tillsynsbegäran.docx
@@ -296,7 +296,7 @@
     <w:r>
       <w:tab/>
       <w:tab/>
-      <w:t>2026-07-26</w:t>
+      <w:t>2026-07-27</w:t>
       <w:br/>
       <w:br/>
     </w:r>

--- a/tillsyn/A 63596-2021 tillsynsbegäran.docx
+++ b/tillsyn/A 63596-2021 tillsynsbegäran.docx
@@ -296,7 +296,7 @@
     <w:r>
       <w:tab/>
       <w:tab/>
-      <w:t>2026-07-27</w:t>
+      <w:t>2026-07-28</w:t>
       <w:br/>
       <w:br/>
     </w:r>

--- a/tillsyn/A 63596-2021 tillsynsbegäran.docx
+++ b/tillsyn/A 63596-2021 tillsynsbegäran.docx
@@ -296,7 +296,7 @@
     <w:r>
       <w:tab/>
       <w:tab/>
-      <w:t>2026-07-28</w:t>
+      <w:t>2026-07-29</w:t>
       <w:br/>
       <w:br/>
     </w:r>

--- a/tillsyn/A 63596-2021 tillsynsbegäran.docx
+++ b/tillsyn/A 63596-2021 tillsynsbegäran.docx
@@ -296,7 +296,7 @@
     <w:r>
       <w:tab/>
       <w:tab/>
-      <w:t>2026-07-29</w:t>
+      <w:t>2026-07-30</w:t>
       <w:br/>
       <w:br/>
     </w:r>

--- a/tillsyn/A 63596-2021 tillsynsbegäran.docx
+++ b/tillsyn/A 63596-2021 tillsynsbegäran.docx
@@ -296,7 +296,7 @@
     <w:r>
       <w:tab/>
       <w:tab/>
-      <w:t>2026-07-30</w:t>
+      <w:t>2026-07-31</w:t>
       <w:br/>
       <w:br/>
     </w:r>

--- a/tillsyn/A 63596-2021 tillsynsbegäran.docx
+++ b/tillsyn/A 63596-2021 tillsynsbegäran.docx
@@ -296,7 +296,7 @@
     <w:r>
       <w:tab/>
       <w:tab/>
-      <w:t>2026-07-31</w:t>
+      <w:t>2026-08-01</w:t>
       <w:br/>
       <w:br/>
     </w:r>

--- a/tillsyn/A 63596-2021 tillsynsbegäran.docx
+++ b/tillsyn/A 63596-2021 tillsynsbegäran.docx
@@ -296,7 +296,7 @@
     <w:r>
       <w:tab/>
       <w:tab/>
-      <w:t>2026-08-01</w:t>
+      <w:t>2026-08-02</w:t>
       <w:br/>
       <w:br/>
     </w:r>

--- a/tillsyn/A 63596-2021 tillsynsbegäran.docx
+++ b/tillsyn/A 63596-2021 tillsynsbegäran.docx
@@ -296,7 +296,7 @@
     <w:r>
       <w:tab/>
       <w:tab/>
-      <w:t>2026-08-02</w:t>
+      <w:t>2026-08-03</w:t>
       <w:br/>
       <w:br/>
     </w:r>

--- a/tillsyn/A 63596-2021 tillsynsbegäran.docx
+++ b/tillsyn/A 63596-2021 tillsynsbegäran.docx
@@ -296,7 +296,7 @@
     <w:r>
       <w:tab/>
       <w:tab/>
-      <w:t>2026-08-03</w:t>
+      <w:t>2026-08-05</w:t>
       <w:br/>
       <w:br/>
     </w:r>

--- a/tillsyn/A 63596-2021 tillsynsbegäran.docx
+++ b/tillsyn/A 63596-2021 tillsynsbegäran.docx
@@ -296,7 +296,7 @@
     <w:r>
       <w:tab/>
       <w:tab/>
-      <w:t>2026-08-05</w:t>
+      <w:t>2026-08-07</w:t>
       <w:br/>
       <w:br/>
     </w:r>

--- a/tillsyn/A 63596-2021 tillsynsbegäran.docx
+++ b/tillsyn/A 63596-2021 tillsynsbegäran.docx
@@ -296,7 +296,7 @@
     <w:r>
       <w:tab/>
       <w:tab/>
-      <w:t>2026-08-07</w:t>
+      <w:t>2026-08-08</w:t>
       <w:br/>
       <w:br/>
     </w:r>

--- a/tillsyn/A 63596-2021 tillsynsbegäran.docx
+++ b/tillsyn/A 63596-2021 tillsynsbegäran.docx
@@ -60,7 +60,7 @@
         <w:spacing w:after="240"/>
       </w:pPr>
       <w:r>
-        <w:t>Figur 1. Fyndplatser för naturvårdsarter i och inom 8 meter från avverkningsanmälan. Markörer utan svart kant är placerade på fyndplatsen. Markörer med svart kant är placerade vid sidan av fyndplatsen har ett svart streck som visar fyndplatsens exakta position. Kartans mittpunktskoordinat är N 6391862, E 338280 i SWEREF 99 TM.</w:t>
+        <w:t>Figur 1. Fyndplatser för naturvårdsarter i och inom 8 meter från avverkningsanmälan. Markörer utan svart kant är placerade på fyndplatsen. Markörer med svart kant är placerade vid sidan av fyndplatsen och har ett svart streck som visar fyndplatsens exakta position. Kartans mittpunktskoordinat är N 6391862, E 338280 i SWEREF 99 TM.</w:t>
       </w:r>
     </w:p>
     <w:p>
@@ -296,7 +296,7 @@
     <w:r>
       <w:tab/>
       <w:tab/>
-      <w:t>2026-08-14</w:t>
+      <w:t>2026-08-15</w:t>
       <w:br/>
       <w:br/>
     </w:r>

--- a/tillsyn/A 63596-2021 tillsynsbegäran.docx
+++ b/tillsyn/A 63596-2021 tillsynsbegäran.docx
@@ -296,7 +296,7 @@
     <w:r>
       <w:tab/>
       <w:tab/>
-      <w:t>2026-08-15</w:t>
+      <w:t>2026-08-16</w:t>
       <w:br/>
       <w:br/>
     </w:r>

--- a/tillsyn/A 63596-2021 tillsynsbegäran.docx
+++ b/tillsyn/A 63596-2021 tillsynsbegäran.docx
@@ -296,7 +296,7 @@
     <w:r>
       <w:tab/>
       <w:tab/>
-      <w:t>2026-08-16</w:t>
+      <w:t>2026-08-17</w:t>
       <w:br/>
       <w:br/>
     </w:r>

--- a/tillsyn/A 63596-2021 tillsynsbegäran.docx
+++ b/tillsyn/A 63596-2021 tillsynsbegäran.docx
@@ -296,7 +296,7 @@
     <w:r>
       <w:tab/>
       <w:tab/>
-      <w:t>2026-08-17</w:t>
+      <w:t>2026-08-18</w:t>
       <w:br/>
       <w:br/>
     </w:r>

--- a/tillsyn/A 63596-2021 tillsynsbegäran.docx
+++ b/tillsyn/A 63596-2021 tillsynsbegäran.docx
@@ -296,7 +296,7 @@
     <w:r>
       <w:tab/>
       <w:tab/>
-      <w:t>2026-08-18</w:t>
+      <w:t>2026-08-19</w:t>
       <w:br/>
       <w:br/>
     </w:r>

--- a/tillsyn/A 63596-2021 tillsynsbegäran.docx
+++ b/tillsyn/A 63596-2021 tillsynsbegäran.docx
@@ -296,7 +296,7 @@
     <w:r>
       <w:tab/>
       <w:tab/>
-      <w:t>2026-08-19</w:t>
+      <w:t>2026-08-20</w:t>
       <w:br/>
       <w:br/>
     </w:r>

--- a/tillsyn/A 63596-2021 tillsynsbegäran.docx
+++ b/tillsyn/A 63596-2021 tillsynsbegäran.docx
@@ -296,7 +296,7 @@
     <w:r>
       <w:tab/>
       <w:tab/>
-      <w:t>2026-08-20</w:t>
+      <w:t>2026-08-21</w:t>
       <w:br/>
       <w:br/>
     </w:r>

--- a/tillsyn/A 63596-2021 tillsynsbegäran.docx
+++ b/tillsyn/A 63596-2021 tillsynsbegäran.docx
@@ -296,7 +296,7 @@
     <w:r>
       <w:tab/>
       <w:tab/>
-      <w:t>2026-08-21</w:t>
+      <w:t>2026-08-22</w:t>
       <w:br/>
       <w:br/>
     </w:r>

--- a/tillsyn/A 63596-2021 tillsynsbegäran.docx
+++ b/tillsyn/A 63596-2021 tillsynsbegäran.docx
@@ -296,7 +296,7 @@
     <w:r>
       <w:tab/>
       <w:tab/>
-      <w:t>2026-08-22</w:t>
+      <w:t>2026-08-23</w:t>
       <w:br/>
       <w:br/>
     </w:r>

--- a/tillsyn/A 63596-2021 tillsynsbegäran.docx
+++ b/tillsyn/A 63596-2021 tillsynsbegäran.docx
@@ -296,7 +296,7 @@
     <w:r>
       <w:tab/>
       <w:tab/>
-      <w:t>2026-08-23</w:t>
+      <w:t>2026-08-24</w:t>
       <w:br/>
       <w:br/>
     </w:r>

--- a/tillsyn/A 63596-2021 tillsynsbegäran.docx
+++ b/tillsyn/A 63596-2021 tillsynsbegäran.docx
@@ -296,7 +296,7 @@
     <w:r>
       <w:tab/>
       <w:tab/>
-      <w:t>2026-08-24</w:t>
+      <w:t>2026-08-25</w:t>
       <w:br/>
       <w:br/>
     </w:r>

--- a/tillsyn/A 63596-2021 tillsynsbegäran.docx
+++ b/tillsyn/A 63596-2021 tillsynsbegäran.docx
@@ -296,7 +296,7 @@
     <w:r>
       <w:tab/>
       <w:tab/>
-      <w:t>2026-08-25</w:t>
+      <w:t>2026-08-26</w:t>
       <w:br/>
       <w:br/>
     </w:r>

--- a/tillsyn/A 63596-2021 tillsynsbegäran.docx
+++ b/tillsyn/A 63596-2021 tillsynsbegäran.docx
@@ -296,7 +296,7 @@
     <w:r>
       <w:tab/>
       <w:tab/>
-      <w:t>2026-08-26</w:t>
+      <w:t>2026-08-27</w:t>
       <w:br/>
       <w:br/>
     </w:r>

--- a/tillsyn/A 63596-2021 tillsynsbegäran.docx
+++ b/tillsyn/A 63596-2021 tillsynsbegäran.docx
@@ -296,7 +296,7 @@
     <w:r>
       <w:tab/>
       <w:tab/>
-      <w:t>2026-08-27</w:t>
+      <w:t>2026-08-28</w:t>
       <w:br/>
       <w:br/>
     </w:r>

--- a/tillsyn/A 63596-2021 tillsynsbegäran.docx
+++ b/tillsyn/A 63596-2021 tillsynsbegäran.docx
@@ -296,7 +296,7 @@
     <w:r>
       <w:tab/>
       <w:tab/>
-      <w:t>2026-08-28</w:t>
+      <w:t>2026-08-29</w:t>
       <w:br/>
       <w:br/>
     </w:r>

--- a/tillsyn/A 63596-2021 tillsynsbegäran.docx
+++ b/tillsyn/A 63596-2021 tillsynsbegäran.docx
@@ -296,7 +296,7 @@
     <w:r>
       <w:tab/>
       <w:tab/>
-      <w:t>2026-08-29</w:t>
+      <w:t>2026-08-31</w:t>
       <w:br/>
       <w:br/>
     </w:r>

--- a/tillsyn/A 63596-2021 tillsynsbegäran.docx
+++ b/tillsyn/A 63596-2021 tillsynsbegäran.docx
@@ -296,7 +296,7 @@
     <w:r>
       <w:tab/>
       <w:tab/>
-      <w:t>2026-08-31</w:t>
+      <w:t>2026-09-01</w:t>
       <w:br/>
       <w:br/>
     </w:r>

--- a/tillsyn/A 63596-2021 tillsynsbegäran.docx
+++ b/tillsyn/A 63596-2021 tillsynsbegäran.docx
@@ -296,7 +296,7 @@
     <w:r>
       <w:tab/>
       <w:tab/>
-      <w:t>2026-09-01</w:t>
+      <w:t>2026-09-02</w:t>
       <w:br/>
       <w:br/>
     </w:r>

--- a/tillsyn/A 63596-2021 tillsynsbegäran.docx
+++ b/tillsyn/A 63596-2021 tillsynsbegäran.docx
@@ -296,7 +296,7 @@
     <w:r>
       <w:tab/>
       <w:tab/>
-      <w:t>2026-09-02</w:t>
+      <w:t>2026-09-03</w:t>
       <w:br/>
       <w:br/>
     </w:r>

--- a/tillsyn/A 63596-2021 tillsynsbegäran.docx
+++ b/tillsyn/A 63596-2021 tillsynsbegäran.docx
@@ -296,7 +296,7 @@
     <w:r>
       <w:tab/>
       <w:tab/>
-      <w:t>2026-09-03</w:t>
+      <w:t>2026-09-04</w:t>
       <w:br/>
       <w:br/>
     </w:r>

--- a/tillsyn/A 63596-2021 tillsynsbegäran.docx
+++ b/tillsyn/A 63596-2021 tillsynsbegäran.docx
@@ -296,7 +296,7 @@
     <w:r>
       <w:tab/>
       <w:tab/>
-      <w:t>2026-09-04</w:t>
+      <w:t>2026-09-05</w:t>
       <w:br/>
       <w:br/>
     </w:r>
